--- a/T&C/General T&C/Vers 9 - Multilanguage - Q4 2026/9_Termini_e_Condizioni_Generali_Fleequid_F0009_2026_RO.docx
+++ b/T&C/General T&C/Vers 9 - Multilanguage - Q4 2026/9_Termini_e_Condizioni_Generali_Fleequid_F0009_2026_RO.docx
@@ -1314,7 +1314,7 @@
                 <w:smallCaps/>
                 <w:noProof/>
               </w:rPr>
-              <w:t>Vânzare amânată: avans și Vehicul aflat temporar în folosința Vânzătorului.</w:t>
+              <w:t>Vânzare amânată: Avans și Vehicul aflat temporar în folosința Vânzătorului.</w:t>
             </w:r>
             <w:r>
               <w:rPr>
@@ -2120,7 +2120,7 @@
                 <w:noProof/>
                 <w:webHidden/>
               </w:rPr>
-              <w:t>91</w:t>
+              <w:t>92</w:t>
             </w:r>
             <w:r>
               <w:rPr>
@@ -3497,7 +3497,7 @@
           <w:sz w:val="20"/>
           <w:szCs w:val="20"/>
         </w:rPr>
-        <w:t>, proprietarul mărcii comerciale Fleequid®. Termenul se poate referi și la alte persoane juridice afiliate sau desemnate de Adorea S.r.l. pentru comercializarea de Vehicule, în conformitate cu prevederile art. 2.9. Fleequid administrează Marketplace și pune la dispoziție Serviciile; calitatea în care aceasta intervine în fiecare operațiune depinde de Modelul de vânzare aplicabil și, în cadrul Vânzării în comision, de modalitatea de executare aleasă, în conformitate cu prevederile art. 2.3-2.8, 3, 17 și 18. Poziția Fleequid în ceea ce privește Vehiculele care pot fi calificate drept VSU sau, în orice caz, drept deșeuri este reglementată de art. 16.13 și 18.8.</w:t>
+        <w:t>, proprietarul mărcii comerciale Fleequid®. Termenul se poate referi și la alte persoane juridice afiliate sau desemnate de Adorea S.r.l. pentru vânzarea-cumpărarea de Vehicule, în conformitate cu prevederile art. 2.9. Fleequid administrează Marketplace și pune la dispoziție Serviciile; calitatea în care aceasta intervine în fiecare operațiune depinde de Modelul de vânzare aplicabil și, în cadrul Vânzării în comision, de modalitatea de executare aleasă, în conformitate cu prevederile art. 2.3-2.8, 3, 17 și 18. Poziția Fleequid în ceea ce privește Vehiculele care pot fi calificate drept VSU sau, în orice caz, drept deșeuri este reglementată de art. 16.13 și 18.8.</w:t>
       </w:r>
     </w:p>
     <w:p>
@@ -5291,7 +5291,7 @@
           <w:sz w:val="20"/>
           <w:szCs w:val="20"/>
         </w:rPr>
-        <w:t>Orice referire din prezentele CG la „</w:t>
+        <w:t>Cu excepția cazului în care dispoziția în cauză prevede în mod expres un termen în zile calendaristice, orice referire din prezentele CG la „</w:t>
       </w:r>
       <w:r>
         <w:rPr>
@@ -5621,7 +5621,7 @@
           <w:sz w:val="20"/>
           <w:szCs w:val="20"/>
         </w:rPr>
-        <w:t>În cadrul Vânzării în comision, Fleequid poate decide, la propria discreție absolută, să nu efectueze Revânzarea și să execute vânzarea-cumpărarea încredințată în comision în calitate de Intermediar pur, permițând ca transferul Vehiculului și facturarea aferentă să aibă loc direct de la Vânzător la Cumpărător. În acest caz, vânzarea-cumpărarea Vehiculului este încheiată direct între Vânzător și Cumpărător; Fleequid nu o încheie, nici în nume propriu, nici în calitate de parte, nu cumpără Vehiculul, nici măcar temporar, nu dobândește calitatea de vânzător, nici măcar formal, iar prețul Vehiculului este plătit de Cumpărător direct Vânzătorului; Fleequid își păstrează dreptul la Comisioanele datorate de ambele Părți și la Tarife, în conformitate cu prevederile prezentelor Condiții generale. Activitatea în calitate de Intermediar pur constituie o modalitate internă de executare a Vânzării în comision în sensul art. 2.3, și nu un Model de vânzare autonom. Facultatea de alegere prevăzută de prezentul alineat se exercită în conformitate cu prevederile art. 3.2, 3.5 și 17.1 și este făcută cognoscibilă și acceptată în prealabil în conformitate cu art. 3.2, lit. a).</w:t>
+        <w:t>În cadrul Vânzării în comision, Fleequid poate decide, la propria discreție absolută, să nu efectueze Revânzarea și să execute vânzarea-cumpărarea încredințată în comision în calitate de Intermediar pur, permițând ca transferul Vehiculului și facturarea aferentă să aibă loc direct de la Vânzător la Cumpărător. În acest caz, vânzarea-cumpărarea Vehiculului este încheiată direct între Vânzător și Cumpărător; Fleequid nu o încheie, nici în nume propriu, nici în calitate de parte, nu cumpără Vehiculul, nici măcar temporar, nu dobândește calitatea de vânzător, nici măcar formal, iar prețul Vehiculului este plătit de Cumpărător direct Vânzătorului; Fleequid își păstrează dreptul la Comisioanele datorate de ambele Părți și la Tarife, în conformitate cu prevederile prezentelor Condiții generale. Activitatea în calitate de Intermediar pur constituie o modalitate internă de executare a Vânzării în comision în sensul art. 2.3, și nu un Model de vânzare autonom. Facultatea de alegere prevăzută de prezentul alineat se exercită în conformitate cu prevederile art. 3.2, 3.5 și 17.1, este făcută cognoscibilă în prealabil în conformitate cu art. 3.2, lit. a) și este acceptată prin aderarea la prezentele CG.</w:t>
       </w:r>
     </w:p>
     <w:p>
@@ -6188,7 +6188,7 @@
           <w:sz w:val="20"/>
           <w:szCs w:val="20"/>
         </w:rPr>
-        <w:t>Fleequid își rezervă dreptul de a modifica oricând unilateral, la propria discreție, Condițiile generale și Lista de tarife Fleequid, inclusiv în scopul de a introduce produse sau Servicii noi, de a adapta modalitățile de funcționare a Marketplace sau pentru a se conforma dispozițiilor legale, reglementărilor ori măsurilor dispuse de autoritățile competente. Modificările sunt comunicate Utilizatorilor într-un mod clar și inteligibil, cu un preaviz de cel puțin 30 (treizeci) de zile față de intrarea lor în vigoare, cu excepția cazului în care Utilizatorul le-a acceptat în mod expres înainte de expirarea acestui termen. Fleequid păstrează o arhivă a versiunilor anterioare ale Condițiilor generale și ale Listei de tarife Fleequid, accesibilă prin contactarea asistenței pentru clienți. Modificările pot fi comunicate prin unul sau mai multe dintre următoarele mijloace: a) e-mail la adresa de poștă electronică asociată profilului Utilizatorului, cu un rezumat al modificărilor și un link către textele actualizate; b) notificare afișată la următoarea autentificare a Utilizatorului pe Marketplace; c) publicarea unui anunț pe pagina de pornire a site-ului Fleequid, cu un link către textele actualizate. Utilizatorul care nu intenționează să accepte modificările poate denunța unilateral raportul contractual, fără penalități, în termen de 30 (treizeci) de zile de la comunicare și, în orice caz, de la publicarea Condițiilor generale actualizate pe Marketplace, printr-o notificare scrisă la adresa de e-mail withdrawal@fleequid.com. Modificările se aplică Evenimentelor de vânzare și operațiunilor inițiate ulterior intrării lor în vigoare; Evenimentelor de vânzare și operațiunilor deja în curs, precum și celor pentru care s-a încheiat deja Acordul obligatoriu, continuă să li se aplice, până la finalizarea lor, Condițiile generale și Lista de tarife Fleequid în vigoare la momentul inițierii Evenimentului respectiv sau a operațiunii respective, sub rezerva prevederilor art. 4.9. Odată primită notificarea de denunțare unilaterală, Fleequid procedează la ștergerea profilului Utilizatorului în conformitate cu prevederile art. 5.11. Utilizatorii sunt obligați să verifice versiunea Condițiilor generale și a Listei de tarife Fleequid în vigoare înainte de formularea unei Oferte, consultând secțiunea relevantă din Marketplace. După expirarea termenului de preaviz, continuarea utilizării Marketplace sau a Serviciilor Fleequid implică acceptarea modificărilor intrate în vigoare. În cazul unei dispute privind versiunea sau aplicabilitatea Condițiilor generale la Contract, Utilizatorii trebuie să dovedească faptul că nu au avut posibilitatea, în ciuda tuturor eforturilor rezonabile, de a lua la cunoștință Condițiile generale aplicabile, în ciuda consultării secțiunii relevante din Marketplace și a formulării fără întârziere a unei cereri scrise către Fleequid, înainte de a ridica orice excepție, respectiv de a face orice cerere sau reclamație în acest sens.</w:t>
+        <w:t>Fleequid își rezervă dreptul de a modifica oricând unilateral, la propria discreție, Condițiile generale și Lista de tarife Fleequid, inclusiv în scopul de a introduce produse sau Servicii noi, de a adapta modalitățile de funcționare a Marketplace sau pentru a se conforma dispozițiilor legale, reglementărilor ori măsurilor dispuse de autoritățile competente. Modificările sunt comunicate Utilizatorilor într-un mod clar și inteligibil, cu un preaviz de cel puțin 30 (treizeci) de zile calendaristice față de intrarea lor în vigoare, cu excepția cazului în care Utilizatorul le-a acceptat în mod expres înainte de expirarea acestui termen. Fleequid păstrează o arhivă a versiunilor anterioare ale Condițiilor generale și ale Listei de tarife Fleequid, accesibilă prin contactarea asistenței pentru clienți. Modificările pot fi comunicate prin unul sau mai multe dintre următoarele mijloace: a) e-mail la adresa de poștă electronică asociată profilului Utilizatorului, cu un rezumat al modificărilor și un link către textele actualizate; b) notificare afișată la următoarea autentificare a Utilizatorului pe Marketplace; c) publicarea unui anunț pe pagina de pornire a site-ului Fleequid, cu un link către textele actualizate. Utilizatorul care nu intenționează să accepte modificările poate denunța unilateral raportul contractual, fără penalități, în termen de 30 (treizeci) de zile calendaristice de la comunicare și, în orice caz, de la publicarea Condițiilor generale actualizate pe Marketplace, printr-o notificare scrisă la adresa de e-mail withdrawal@fleequid.com. Modificările se aplică Evenimentelor de vânzare și operațiunilor inițiate ulterior intrării lor în vigoare; Evenimentelor de vânzare și operațiunilor deja în curs, precum și celor pentru care s-a încheiat deja Acordul obligatoriu, continuă să li se aplice, până la finalizarea lor, Condițiile generale și Lista de tarife Fleequid în vigoare la momentul inițierii Evenimentului respectiv sau a operațiunii respective, sub rezerva prevederilor art. 4.9. Odată primită notificarea de denunțare unilaterală, Fleequid procedează la ștergerea profilului Utilizatorului în conformitate cu prevederile art. 5.11. Utilizatorii sunt obligați să verifice versiunea Condițiilor generale și a Listei de tarife Fleequid în vigoare înainte de formularea unei Oferte, consultând secțiunea relevantă din Marketplace. După expirarea termenului de preaviz, continuarea utilizării Marketplace sau a Serviciilor Fleequid implică acceptarea modificărilor intrate în vigoare. În cazul unei dispute privind versiunea sau aplicabilitatea Condițiilor generale la Contract, Utilizatorii trebuie să dovedească faptul că nu au avut posibilitatea, în ciuda tuturor eforturilor rezonabile, de a lua la cunoștință Condițiile generale aplicabile, în ciuda consultării secțiunii relevante din Marketplace și a formulării fără întârziere a unei cereri scrise către Fleequid, înainte de a ridica orice excepție, respectiv de a face orice cerere sau reclamație în acest sens.</w:t>
       </w:r>
     </w:p>
     <w:p>
@@ -6680,7 +6680,7 @@
           <w:sz w:val="20"/>
           <w:szCs w:val="20"/>
         </w:rPr>
-        <w:t>Fleequid va comunica imediat în scris Utilizatorului măsurile luate în temeiul art. 5.5 de mai sus, indicând motivele aferente. În funcție de natura și gravitatea circumstanțelor constatate, Fleequid poate lua imediat măsurile necesare pentru a face să înceteze sau a limita situația contestată ori poate invita Utilizatorul să o remedieze în termen de 30 (treizeci) de zile. La expirarea fără rezultat a acestui termen, Fleequid poate suspenda sau bloca, inclusiv pe durată nedeterminată, profilul Utilizatorului sau îi poate limita accesul la Marketplace și la Serviciile aferente. Termenul menționat nu se aplică atunci când: a) Fleequid trebuie să îndeplinească o obligație legală sau regulamentară ori să se conformeze unei măsuri a autorității competente care impune încetarea sau limitarea imediată a furnizării de Vehicule sau Servicii către Utilizator; b) sunt îndeplinite condițiile pentru rezoluțiunea imediată a Contractului potrivit legii sau prezentelor Condiții generale; c) Utilizatorul a încălcat în mod repetat regulile de utilizare a Marketplace; d) datele sau conținuturile atribuibile Utilizatorului sunt ilicite sau neadecvate ori conduita acestuia poate compromite securitatea sau buna funcționare a Marketplace, a Fleequid sau a celorlalți Utilizatori; e) conduita este legată de fraude, contrafaceri, încălcări în materia datelor cu caracter personal, mesaje nesolicitate sau alte activități ilicite sau abuzive. În aceste cazuri, Fleequid poate lua măsura fără somație prealabilă, comunicând totuși Utilizatorului motivele aferente. Clasificarea Utilizatorului prevăzută la art. 6 nu constituie o măsură în sensul prezentului alineat și nu este supusă procedurii prevăzute aici. În mod similar, limitarea sau suspendarea activității contului dispusă față de Cumpărătorul aflat în întârziere sau în stare de neexecutare în conformitate cu art. 12.10 constituie o măsură autonomă, reglementată de respectiva dispoziție, nu este absorbită în procedura prevăzută de prezentul alineat și nu este subordonată condițiilor și termenelor acesteia.</w:t>
+        <w:t>Fleequid va comunica imediat în scris Utilizatorului măsurile luate în temeiul art. 5.5 de mai sus, indicând motivele aferente. În funcție de natura și gravitatea circumstanțelor constatate, Fleequid poate lua imediat măsurile necesare pentru a face să înceteze sau a limita situația contestată ori poate invita Utilizatorul să o remedieze în termen de 30 (treizeci) de zile. La expirarea fără rezultat a acestui termen, Fleequid poate suspenda sau bloca, inclusiv pe durată nedeterminată, profilul Utilizatorului sau îi poate limita accesul la Marketplace și la Serviciile aferente. Termenul menționat nu se aplică atunci când: a) Fleequid trebuie să îndeplinească o obligație legală sau regulamentară ori să se conformeze unei măsuri a autorității competente care impune încetarea sau limitarea imediată a furnizării de Vehicule sau Servicii către Utilizator; b) sunt îndeplinite condițiile pentru rezoluțiunea imediată a Contractului potrivit legii sau prezentelor Condiții generale; c) Utilizatorul a încălcat în mod repetat regulile de utilizare a Marketplace; d) datele sau conținuturile atribuibile Utilizatorului sunt ilicite sau neadecvate ori conduita acestuia poate compromite securitatea sau buna funcționare a Marketplace, a Fleequid sau a celorlalți Utilizatori; e) conduita este legată de fraude, contrafaceri, încălcări în materia datelor cu caracter personal, mesaje nesolicitate sau alte activități ilicite sau abuzive. În aceste cazuri, Fleequid poate lua măsura fără somație prealabilă, comunicând totuși Utilizatorului motivele aferente. Clasificarea Utilizatorului prevăzută la art. 6 nu constituie o măsură în sensul prezentului alineat și nu este supusă procedurii prevăzute aici. În mod similar, limitarea sau suspendarea activității profilului dispusă față de Cumpărătorul aflat în întârziere sau în stare de neexecutare în conformitate cu art. 12.10 constituie o măsură autonomă, reglementată de respectiva dispoziție, nu este absorbită în procedura prevăzută de prezentul alineat și nu este subordonată condițiilor și termenelor acesteia.</w:t>
       </w:r>
     </w:p>
     <w:p>
@@ -6780,7 +6780,7 @@
           <w:sz w:val="20"/>
           <w:szCs w:val="20"/>
         </w:rPr>
-        <w:t>. Acest sistem este structurat în conformitate cu art. 11 din Regulamentul (UE) 2019/1150, pe care Fleequid îl aplică și în mod voluntar acolo unde nu este direct aplicabil. În conformitate cu art. 12 din Regulamentul menționat anterior, orice litigiu legat de aplicarea dispozițiilor prezentului articol face obiectul unei tentative de mediere de către Camera de mediere ce funcționează în cadrul Camerei de Comerț din Como, cu care Fleequid declară că dorește să colaboreze în scopul unei tentative de mediere gestionate de un mediator persoană fizică desemnat, care acționează conform regulamentului de mediere al respectivei Camere de Comerț, pe care Utilizatorul îl poate consulta în secțiunea dedicată a site-ului instituțional aferent. Rămâne aplicabilă reglementarea procedurii de reclamație privind Vehiculele prevăzută la art. 20.</w:t>
+        <w:t>. Acest sistem este structurat în conformitate cu art. 11 din Regulamentul (UE) 2019/1150, pe care Fleequid îl aplică și în mod voluntar acolo unde nu este direct aplicabil. În conformitate cu art. 12 din Regulamentul menționat anterior, litigiile legate de accesul la Marketplace, de utilizarea acestuia și de măsurile de limitare, suspendare sau încetare a accesului ori a activității Utilizatorului luate de Fleequid în temeiul prezentului articol fac obiectul unei tentative de mediere de către Camera de mediere ce funcționează în cadrul Camerei de Comerț din Como, cu care Fleequid declară că dorește să colaboreze în scopul unei tentative de mediere gestionate de un mediator persoană fizică desemnat, care acționează conform regulamentului de mediere al respectivei Camere de Comerț, pe care Utilizatorul îl poate consulta în secțiunea dedicată a site-ului instituțional aferent. Rămâne aplicabilă și autonomă reglementarea procedurii de reclamație privind Vehiculele prevăzută la art. 20, căreia nu i se aplică tentativa de mediere prevăzută de prezentul alineat, cu excepția cazului în care litigiul privește și, în mod autonom, una dintre materiile indicate în teza precedentă.</w:t>
       </w:r>
     </w:p>
     <w:p>
@@ -6952,7 +6952,7 @@
           <w:sz w:val="20"/>
           <w:szCs w:val="20"/>
         </w:rPr>
-        <w:t>Cuantumul Depozitului de garanție este stabilit de Fleequid în funcție de Evenimentul de vânzare, de caracteristicile și valoarea economică a Vehiculului, de riscul aferent operațiunii specifice și, dacă este cazul, de Clasificarea Utilizatorului. Prezentele Condiții generale nu stabilesc un cuantum standard rigid și uniform. Fără a aduce atingere condițiilor aplicate în mod obișnuit și eventualelor condiții de favoare sau scutiri acordate de Fleequid, Clasificarea Utilizatorului poate atrage aplicarea unor regimuri diferențiate ale Depozitului de garanție, stabilite în funcție de tipul de Vehicul și de Eveniment de vânzare și, în mod obișnuit, structurate după cum urmează: (i) regim al Depozitului de garanție de nivelul întâi: 2.000,00 € pentru Vehiculele destinate casării; 1.000,00 € pentru 1 Euro Auctions; 1.000,00 € pentru Vehiculele cu Preț de rezervă de până la 50.000,00 €; 2.000,00 € pentru Vehiculele cu Preț de rezervă mai mare de 50.000,00 €; (ii) regim al Depozitului de garanție de nivelul al doilea: 2.000,00 € pentru orice Eveniment de vânzare. Aplicarea unuia dintre regimurile menționate sau a unui cuantum diferit stabilit în temeiul primei teze nu necesită atribuirea sau comunicarea către Utilizator a unei calificări sau denumiri specifice, rămânând aplicabile prevederile art. 6.1 privind cognoscibilitatea prealabilă a obligației de plată și a cuantumului aferent, care prevalează în orice caz asupra valorilor aplicate în mod obișnuit.</w:t>
+        <w:t>Cuantumul Depozitului de garanție este stabilit de Fleequid în funcție de Evenimentul de vânzare, de caracteristicile și valoarea economică a Vehiculului, de riscul aferent operațiunii specifice și, dacă este cazul, de Clasificarea Utilizatorului. Prezentele Condiții generale nu stabilesc un cuantum standard rigid și uniform. Fără a aduce atingere condițiilor aplicate în mod obișnuit și eventualelor condiții de favoare sau scutiri acordate de Fleequid, Clasificarea Utilizatorului poate atrage aplicarea unor regimuri diferențiate ale Depozitului de garanție, stabilite în funcție de tipul de Vehicul și de Eveniment de vânzare și, în mod obișnuit, structurate după cum urmează: (i) regim al Depozitului de garanție de nivelul întâi: 2.000,00 € pentru Vehiculele destinate casării; 1.000,00 € pentru 1 Euro Auctions; 1.000,00 € pentru Vehiculele cu Preț de rezervă de până la 50.000,00 €; 2.000,00 € pentru Vehiculele cu Preț de rezervă mai mare de 50.000,00 €; (ii) regim al Depozitului de garanție de nivelul al doilea: 2.000,00 € pentru orice Eveniment de vânzare. Aplicarea unuia dintre regimurile menționate sau a unui cuantum diferit stabilit în temeiul primei teze nu necesită atribuirea sau comunicarea către Utilizator a unei calificări sau denumiri specifice, rămânând aplicabile prevederile art. 6.1 privind cognoscibilitatea prealabilă a obligației de plată și a cuantumului aferent; obligația și cuantumul făcute cognoscibile în concret Ofertantului în conformitate cu art. 6.1 prevalează în orice caz asupra valorilor aplicate în mod obișnuit.</w:t>
       </w:r>
     </w:p>
     <w:p>
@@ -7129,7 +7129,7 @@
           <w:sz w:val="20"/>
           <w:szCs w:val="20"/>
         </w:rPr>
-        <w:t xml:space="preserve">În momentul înregistrării pe Marketplace al Fleequid, Utilizatorul înregistrat declară că a luat la cunoștință Nota informativă privind confidențialitatea în conformitate cu legislația aplicabilă și cu prevederile articolului 13 GDPR -Regulamentul (UE) 2016/679 care poate fi accesat la următoarea adresă: </w:t>
+        <w:t xml:space="preserve">În momentul înregistrării pe Marketplace al Fleequid, Utilizatorul înregistrat declară că a luat la cunoștință Nota informativă privind confidențialitatea, care poate fi accesată la următoarea adresă: </w:t>
       </w:r>
       <w:hyperlink r:id="rId16" w:history="1">
         <w:r>
@@ -7142,7 +7142,7 @@
           <w:sz w:val="20"/>
           <w:szCs w:val="20"/>
         </w:rPr>
-        <w:t>. Datele cu caracter personal sunt prelucrate cu respectarea tuturor măsurilor de precauție, care garantează securitatea și confidențialitatea acestora, în conformitate cu dispozițiile GDPR în scopurile și pentru obiectivele indicate în Nota informativă privind confidențialitatea, care indică și clarifică, de asemenea, drepturile și procedurile care pot fi activate de către persoana vizată în legătură cu datele sale cu caracter personal.</w:t>
+        <w:t>, în conformitate cu legislația aplicabilă și cu prevederile articolului 13 GDPR - Regulamentul (UE) 2016/679. Datele cu caracter personal sunt prelucrate cu respectarea tuturor măsurilor de precauție, care garantează securitatea și confidențialitatea acestora, în conformitate cu dispozițiile GDPR în scopurile și pentru obiectivele indicate în Nota informativă privind confidențialitatea, care indică și clarifică, de asemenea, drepturile și procedurile care pot fi activate de către persoana vizată în legătură cu datele sale cu caracter personal.</w:t>
       </w:r>
     </w:p>
     <w:p>
@@ -7516,7 +7516,7 @@
           <w:sz w:val="20"/>
           <w:szCs w:val="20"/>
         </w:rPr>
-        <w:t>După încetarea angajamentului de comercializare asumat în conformitate cu art. 8.8, în cazul în care Vehiculul nu a fost vândut, Vânzătorul poate proceda în mod autonom la vânzarea acestuia prin orice alt canal, fără nicio restricție privind prețul minim și către orice entitate, fără a aduce atingere obligațiilor de transfer al Vehiculului eventual deja născute sau încă pendinte în legătură cu o operațiune specifică și, în special, în cadrul Dealer Sales. Rămâne aplicabilă obligația Vânzătorului de a nu utiliza informații, contacte sau oportunități comerciale obținute prin Marketplace sau prin intermediul Fleequid în scopul de a încheia, direct sau indirect, operațiuni menite să ocolească intervenția Fleequid. Această obligație subzistă timp de 24 (douăzeci și patru) de luni de la prima publicare pe Marketplace a Anunțului referitor la Vehicul sau, în cazul în care nu este prevăzută publicarea unui Anunț, de la prima activitate de comercializare a Vehiculului efectuată de Fleequid. În caz de încălcare, Fleequid are dreptul de a aplica Vânzătorului penalitatea determinată potrivit criteriului prevăzut la art. 8.9. În cazul în care Vânzătorul, atunci când este obligat să transfere Vehiculul potrivit Modelului de vânzare aplicabil și prezentelor Condiții generale, refuză fără motiv întemeiat să transfere proprietatea asupra acestuia: a) către Fleequid, în cadrul Vânzării în comision executate prin Revânzare, Vânzătorul este obligat să plătească o penalitate egală cu 30 % din Prețul de vânzare către Cumpărător; b) către Fleequid, în cadrul Dealer Sales, Vânzătorul este obligat să plătească o penalitate egală cu 30 % din Prețul de cumpărare datorat de Fleequid Vânzătorului; c) direct către Cumpărător, în cazurile în care Fleequid acționează ca Intermediar pur în conformitate cu art. 2.6, Vânzătorul este obligat să plătească Fleequid o penalitate egală cu 30 % din Prețul de vânzare către Cumpărător. În sensul prezentului alineat, refuzul se consideră intervenit atunci când rezultă dintr-o declarație a Vânzătorului sau dintr-o conduită a acestuia incompatibilă în mod neechivoc cu executarea ori, în lipsa acestora, atunci când Vânzătorul nu își îndeplinește obligația respectivă în termen de 10 (zece) zile de la somația scrisă prin care Fleequid l-a invitat să o îndeplinească. Nu se aduce atingere dreptului Fleequid la despăgubiri pentru eventualul prejudiciu suplimentar și nici, în cazurile în care Contractul de vânzare-cumpărare intervine direct între Vânzător și Cumpărător, vreunui drept sau remediu care îi revine acestuia din urmă. În cadrul Dealer Sales, prejudiciul suplimentar pentru care Fleequid poate fi despăgubită include și sumele pe care aceasta este obligată să le plătească propriului Cumpărător ca urmare a neexecutării din partea Vânzătorului, precum și rambursările, penalitățile, costurile și cheltuielile aferente. Rămân, de asemenea, aplicabile celelalte remedii prevăzute de prezentele Condiții generale, inclusiv cele prevăzute la art. 16.9 și 17.8 și, atunci când Fleequid acționează ca Intermediar pur, la art. 17.14, fără a aduce atingere coordonării penalităților aferente în conformitate cu prevederile art. 15.8. În special, în cazul în care vânzarea Vehiculului către terți sau o altă conduită echivalentă adoptată pe durata Statutului Opționat constituie în același timp încălcarea exclusivității prevăzute la art. 8.9, refuzul de a transfera proprietatea reglementat de prezentul alineat sau nepunerea la dispoziție ori nepredarea prevăzută la art. 16.9, penalitățile aferente nu se cumulează atunci când decurg din același fapt concret și protejează același interes: se aplică exclusiv o singură penalitate, identificată, în aplicarea criteriului prevăzut la art. 15.8, în următoarea ordine: (i) penalitatea prevăzută de prezentul alineat, în cazul în care conduita constituie refuzul de a transfera proprietatea potrivit criteriilor indicate mai sus; (ii) în lipsa refuzului, penalitățile prevăzute la art. 16.9, în cazul în care conduita determină nepunerea la dispoziție sau nepredarea Vehiculului, urmată de Anularea vânzării; (iii) în celelalte cazuri, penalitatea prevăzută la art. 8.9 pentru încălcarea exclusivității; rămânând aplicabile consecințele care nu au natură de penalitate și cele care decurg din fapte concrete distincte.</w:t>
+        <w:t>După încetarea angajamentului de comercializare asumat în conformitate cu art. 8.8, în cazul în care Vehiculul nu a fost vândut, Vânzătorul poate proceda în mod autonom la vânzarea acestuia prin orice alt canal, fără nicio restricție privind prețul minim și către orice entitate, fără a aduce atingere obligațiilor de transfer al Vehiculului eventual deja născute sau încă pendinte în legătură cu o operațiune specifică și, în special, în cadrul Dealer Sales. Rămâne aplicabilă obligația Vânzătorului de a nu utiliza informații, contacte sau oportunități comerciale obținute prin Marketplace sau prin intermediul Fleequid în scopul de a încheia, direct sau indirect, operațiuni menite să ocolească intervenția Fleequid. Această obligație subzistă timp de 24 (douăzeci și patru) de luni de la prima publicare pe Marketplace a Anunțului referitor la Vehicul sau, în cazul în care nu este prevăzută publicarea unui Anunț, de la prima activitate de comercializare a Vehiculului efectuată de Fleequid. În caz de încălcare, Fleequid are dreptul de a aplica Vânzătorului penalitatea determinată potrivit criteriului prevăzut la art. 8.9. În cazul în care Vânzătorul, atunci când este obligat să transfere Vehiculul potrivit Modelului de vânzare aplicabil și prezentelor Condiții generale, refuză fără motiv întemeiat să transfere proprietatea asupra acestuia: a) către Fleequid, în cadrul Vânzării în comision executate prin Revânzare, Vânzătorul este obligat să îi plătească acesteia o penalitate egală cu 30 % din Prețul de vânzare către Cumpărător; b) către Fleequid, în cadrul Dealer Sales, Vânzătorul este obligat să îi plătească acesteia o penalitate egală cu 30 % din Prețul de cumpărare datorat de Fleequid Vânzătorului; c) direct către Cumpărător, în cazurile în care Fleequid acționează ca Intermediar pur în conformitate cu art. 2.6, Vânzătorul este obligat să plătească Fleequid o penalitate egală cu 30 % din Prețul de vânzare către Cumpărător. În sensul prezentului alineat, refuzul se consideră intervenit atunci când rezultă dintr-o declarație a Vânzătorului sau dintr-o conduită a acestuia incompatibilă în mod neechivoc cu executarea ori, în lipsa acestora, atunci când Vânzătorul nu își îndeplinește obligația respectivă în termen de 10 (zece) zile de la somația scrisă prin care Fleequid l-a invitat să o îndeplinească. Nu se aduce atingere dreptului Fleequid la despăgubiri pentru eventualul prejudiciu suplimentar și nici, în cazurile în care Contractul de vânzare-cumpărare intervine direct între Vânzător și Cumpărător, vreunui drept sau remediu care îi revine acestuia din urmă. În cadrul Dealer Sales, prejudiciul suplimentar pentru care Fleequid poate fi despăgubită include și sumele pe care aceasta este obligată să le plătească propriului Cumpărător ca urmare a neexecutării din partea Vânzătorului, precum și rambursările, penalitățile, costurile și cheltuielile aferente. Rămân, de asemenea, aplicabile celelalte remedii prevăzute de prezentele Condiții generale, inclusiv cele prevăzute la art. 16.9 și 17.8 și, atunci când Fleequid acționează ca Intermediar pur, la art. 17.14, fără a aduce atingere coordonării penalităților aferente în conformitate cu prevederile art. 15.8. În special, în cazul în care vânzarea Vehiculului către terți sau o altă conduită echivalentă adoptată pe durata Statutului Opționat constituie în același timp încălcarea exclusivității prevăzute la art. 8.9, refuzul de a transfera proprietatea reglementat de prezentul alineat sau nepunerea la dispoziție ori nepredarea prevăzută la art. 16.9, penalitățile aferente nu se cumulează atunci când decurg din același fapt concret și protejează același interes: se aplică exclusiv o singură penalitate, identificată, în aplicarea criteriului prevăzut la art. 15.8, în următoarea ordine: (i) penalitatea prevăzută de prezentul alineat, în cazul în care conduita constituie refuzul de a transfera proprietatea potrivit criteriilor indicate mai sus; (ii) în lipsa refuzului, penalitățile prevăzute la art. 16.9, în cazul în care conduita determină nepunerea la dispoziție sau nepredarea Vehiculului, urmată de Anularea vânzării; (iii) în celelalte cazuri, penalitatea prevăzută la art. 8.9 pentru încălcarea exclusivității; rămânând aplicabile consecințele care nu au natură de penalitate și cele care decurg din fapte concrete distincte.</w:t>
       </w:r>
     </w:p>
     <w:p>
@@ -7566,7 +7566,7 @@
           <w:sz w:val="20"/>
           <w:szCs w:val="20"/>
         </w:rPr>
-        <w:t>Vânzătorul se angajează să despăgubească și să exonereze de răspundere Fleequid, societățile controlate de aceasta, asociate sau afiliate, precum și administratorii, asociații, angajații, colaboratorii, agenții și reprezentanții acestora, în legătură cu orice revendicare, pretenție, proces, acțiune, litigiu, prejudiciu, cost, cheltuială sau obligație de orice natură care decurge din: a) falsitatea, omisiunile, inexactitățile sau încălcările referitoare la declarațiile, garanțiile și angajamentele asumate de Vânzător în temeiul prezentelor Condiții generale, inclusiv, cu titlu exemplificativ și fără caracter limitativ, omisiunile sau inexactitățile din Specificațiile tehnice sau din informațiile referitoare la starea, caracteristicile și funcționarea Vehiculului, cum ar fi prezența ruginii nedeclarate, funcționarea defectuoasă a instalației de aer condiționat, lipsa unor piese sau accesorii, prezența unor martori de avarie sau de avertizare aprinși și situațiile similare; b) prezența unor materiale periculoase asociate Vehiculului sau contaminări cauzate de pierderi, scurgeri, defecțiuni sau defecte de funcționare; c) neprezentarea, prezentarea incompletă sau cu întârziere a documentației, inclusiv în original, necesare pentru transferul, înscrierea pe numele titularului, predarea sau circulația Vehiculului; d) Sarcini asupra Vehiculului care nu au fost declarate în mod expres de Vânzător și acceptate în cadrul operațiunii specifice; e) sume plătite sau costuri suportate de Fleequid în legătură cu cheltuieli, privilegii, drepturi, restricții sau pretenții, înregistrate sau neînregistrate, invocate de creditori, autorități sau alte entități asupra Vehiculului sau în legătură cu acesta, în scopul de a permite libera circulație juridică sau transferul acestuia; f) nerespectarea legislației aplicabile, inclusiv în materie de mediu, inclusiv orice răspundere legată de calificarea, deținerea, gestionarea, transportul, valorificarea sau eliminarea Vehiculelor destinate casării sau care pot fi calificate drept VSU, precum și de necomunicarea, comunicarea incompletă sau cu întârziere către Fleequid a destinației sau a calificării respective; g) utilizarea necorespunzătoare sau neconformă a Marketplace de către Vânzător; h) impozite, taxe, costuri, cheltuieli sau alte obligații care decurg din nerespectarea de către Vânzător a legilor, regulamentelor sau obligațiilor care îi sunt aplicabile în legătură cu Vehiculul sau cu operațiunea; i) orice altă conduită culpabilă, intenționată sau, în orice caz, ilicită a Vânzătorului în legătură cu prezentele Condiții generale, cu Contractele sau cu operațiunea specifică. Exemplele indicate la lit. a) au caracter pur exemplificativ și nu limitează în niciun fel sfera generală a obligației de despăgubire. Prezenta obligație de despăgubire se extinde în mod expres, în cadrul Dealer Sales, la pretențiile formulate de Cumpărător împotriva Fleequid în calitatea sa de vânzător efectiv și la toate sumele, rambursările, costurile, cheltuielile de reparație, obligațiile și prejudiciile pe care Fleequid este obligată să le plătească sau să le suporte față de propriul Cumpărător pentru fapte, vicii, defecte, omisiuni sau neexecutări imputabile Vânzătorului; în aceste cazuri, Fleequid are drept de regres împotriva Vânzătorului și dreptul la rambursarea integrală a sumelor plătite sau suportate. Vânzătorul rămâne răspunzător pentru corectitudinea, caracterul complet și veridicitatea Propunerii de vânzare, a Specificațiilor tehnice, a eventualului dosar tehnic, a Anunțului și a documentației referitoare la Vehicul, chiar și atunci când aceste conținuturi au fost întocmite sau completate cu asistența Fleequid și chiar dacă Vehiculul a făcut obiectul unui TrustReport sau al unor inspecții efectuate de Fleequid sau de entități desemnate de aceasta. Vânzătorul este obligat să verifice informațiile puse la dispoziție și să semnaleze prompt Fleequid orice inexactitate, precum și să comunice, înainte de transferul Vehiculului, orice viciu, defect, accident, modificare, defecțiune sau anomalie de care are cunoștință. Cu excepția cazului de intenție sau culpă gravă a Fleequid, aceasta din urmă nu răspunde pentru consecințele care decurg din inexactități, caracterul incomplet sau neconformități ale informațiilor referitoare la Vehicul imputabile Vânzătorului și nici pentru întârzierile în actualizarea Propunerii de vânzare, a Anunțului, a dosarului tehnic sau a celorlalte informații puse la dispoziția Utilizatorilor, atunci când aceste întârzieri depind de împrejurări neimputabile Fleequid. De asemenea, Fleequid nu garantează veniturile care vor putea fi obținute prin comercializarea sau vânzarea Vehiculului.</w:t>
+        <w:t>Vânzătorul se angajează să despăgubească și să exonereze de răspundere Fleequid, societățile controlate de aceasta, asociate sau afiliate, precum și administratorii, asociații, angajații, colaboratorii, agenții și reprezentanții acestora, în legătură cu orice revendicare, pretenție, proces, acțiune, litigiu, prejudiciu, cost, cheltuială sau obligație de orice natură care decurge din: a) falsitatea, omisiunile, inexactitățile sau încălcările referitoare la declarațiile, garanțiile și angajamentele asumate de Vânzător în temeiul prezentelor Condiții generale, inclusiv, cu titlu exemplificativ și fără caracter limitativ, omisiunile sau inexactitățile din Specificațiile tehnice sau din informațiile referitoare la starea, caracteristicile și funcționarea Vehiculului, cum ar fi prezența ruginii nedeclarate, funcționarea defectuoasă a instalației de aer condiționat, lipsa unor piese sau accesorii, prezența unor martori de avarie sau de avertizare aprinși și situațiile similare; b) prezența unor materiale periculoase asociate Vehiculului sau contaminări cauzate de pierderi, scurgeri, defecțiuni sau defecte de funcționare; c) neprezentarea, prezentarea incompletă sau cu întârziere a documentației, inclusiv în original, necesare pentru transferul, înscrierea pe numele titularului, predarea sau circulația Vehiculului; d) Sarcini asupra Vehiculului, altele decât cele declarate în mod expres de Vânzător și acceptate în cadrul operațiunii specifice; e) sume plătite sau costuri suportate de Fleequid în legătură cu cheltuieli, privilegii, drepturi, restricții sau pretenții, înregistrate sau neînregistrate, invocate de creditori, autorități sau alte entități asupra Vehiculului sau în legătură cu acesta, în scopul de a permite libera circulație juridică sau transferul acestuia; f) nerespectarea legislației aplicabile, inclusiv în materie de mediu, inclusiv orice răspundere legată de calificarea, deținerea, gestionarea, transportul, valorificarea sau eliminarea Vehiculelor destinate casării sau care pot fi calificate drept VSU, precum și de necomunicarea, comunicarea incompletă sau cu întârziere către Fleequid a destinației sau a calificării respective; g) utilizarea necorespunzătoare sau neconformă a Marketplace de către Vânzător; h) impozite, taxe, costuri, cheltuieli sau alte obligații care decurg din nerespectarea de către Vânzător a legilor, regulamentelor sau obligațiilor care îi sunt aplicabile în legătură cu Vehiculul sau cu operațiunea; i) orice altă conduită culpabilă, intenționată sau, în orice caz, ilicită a Vânzătorului în legătură cu prezentele Condiții generale, cu Contractele sau cu operațiunea specifică. Exemplele indicate la lit. a) au caracter pur exemplificativ și nu limitează în niciun fel sfera generală a obligației de despăgubire. Prezenta obligație de despăgubire se extinde în mod expres, în cadrul Dealer Sales, la pretențiile formulate de Cumpărător împotriva Fleequid în calitatea sa de vânzător efectiv și la toate sumele, rambursările, costurile, cheltuielile de reparație, obligațiile și prejudiciile pe care Fleequid este obligată să le plătească sau să le suporte față de propriul Cumpărător pentru fapte, vicii, defecte, omisiuni sau neexecutări imputabile Vânzătorului; în aceste cazuri, Fleequid are drept de regres împotriva Vânzătorului și dreptul la rambursarea integrală a sumelor plătite sau suportate. Vânzătorul rămâne răspunzător pentru corectitudinea, caracterul complet și veridicitatea Propunerii de vânzare, a Specificațiilor tehnice, a eventualului dosar tehnic, a Anunțului și a documentației referitoare la Vehicul, chiar și atunci când aceste conținuturi au fost întocmite sau completate cu asistența Fleequid și chiar dacă Vehiculul a făcut obiectul unui TrustReport sau al unor inspecții efectuate de Fleequid sau de entități desemnate de aceasta. Vânzătorul este obligat să verifice informațiile puse la dispoziție și să semnaleze prompt Fleequid orice inexactitate, precum și să comunice, înainte de transferul Vehiculului, orice viciu, defect, accident, modificare, defecțiune sau anomalie de care are cunoștință. Cu excepția cazului de intenție sau culpă gravă a Fleequid, aceasta din urmă nu răspunde pentru consecințele care decurg din inexactități, caracterul incomplet sau neconformități ale informațiilor referitoare la Vehicul imputabile Vânzătorului și nici pentru întârzierile în actualizarea Propunerii de vânzare, a Anunțului, a dosarului tehnic sau a celorlalte informații puse la dispoziția Utilizatorilor, atunci când aceste întârzieri depind de împrejurări neimputabile Fleequid. De asemenea, Fleequid nu garantează veniturile care vor putea fi obținute prin comercializarea sau vânzarea Vehiculului.</w:t>
       </w:r>
     </w:p>
     <w:p>
@@ -8713,7 +8713,7 @@
           <w:sz w:val="20"/>
           <w:szCs w:val="20"/>
         </w:rPr>
-        <w:t>Cu excepția prevederilor alineatelor următoare, Termenul de plată este de 3 (trei) zile lucrătoare de la punerea Proformei la dispoziția Cumpărătorului în conformitate cu art. 11.4. Termenul de plată începe să curgă exclusiv din acel moment și cu condiția ca Proforma să cuprindă elementele necesare pentru a-i permite Cumpărătorului să efectueze plata. Atunci când Fleequid acționează ca Intermediar pur, același Termen se aplică atât plății prețului datorat Vânzătorului, cât și plății Comisioanelor, a Tarifelor și a eventualelor sume suplimentare datorate Fleequid.</w:t>
+        <w:t>Cu excepția prevederilor alineatelor următoare, Termenul de plată este de 3 (trei) zile de la punerea Proformei la dispoziția Cumpărătorului în conformitate cu art. 11.4. Termenul de plată începe să curgă exclusiv din acel moment și cu condiția ca Proforma să cuprindă elementele necesare pentru a-i permite Cumpărătorului să efectueze plata. Atunci când Fleequid acționează ca Intermediar pur, același Termen se aplică atât plății prețului datorat Vânzătorului, cât și plății Comisioanelor, a Tarifelor și a eventualelor sume suplimentare datorate Fleequid.</w:t>
       </w:r>
     </w:p>
     <w:p>
@@ -8984,7 +8984,7 @@
           <w:sz w:val="20"/>
           <w:szCs w:val="20"/>
         </w:rPr>
-        <w:t>În cazul în care Cumpărătorul efectuează plata în mai multe tranșe neautorizate în prealabil de Fleequid, dar achită integral Suma totală datorată în Termenul de plată, acesta este obligat să plătească Fleequid, cu titlu de penalitate, suma de 150,00 € (o sută cincizeci/00 euro) pentru fiecare Vehicul în cauză, fără a aduce atingere dreptului la despăgubiri pentru prejudiciul suplimentar. Încălcarea prevăzută de prezentul alineat este autonomă și distinctă de întârzierea la plată; penalitatea aferentă nu este luată în calcul la determinarea componentei de penalități relevante în sensul pragului minim prevăzut la art. 12.9, ultima teză.</w:t>
+        <w:t>În cazul în care Cumpărătorul efectuează plata în mai multe tranșe neautorizate în prealabil de Fleequid, dar achită integral Suma totală datorată în Termenul de plată, acesta este obligat să plătească Fleequid, cu titlu de penalitate, suma de 150,00 € (o sută cincizeci/00 euro) pentru fiecare Vehicul în cauză, fără a aduce atingere dreptului la despăgubiri pentru prejudiciul suplimentar. Încălcarea prevăzută de prezentul alineat este autonomă și distinctă de întârzierea la plată; penalitatea aferentă nu este luată în calcul la determinarea componentei de penalități relevante în sensul pragului minim prevăzut la art. 12.9.</w:t>
       </w:r>
     </w:p>
     <w:p>
@@ -9084,7 +9084,7 @@
           <w:sz w:val="20"/>
           <w:szCs w:val="20"/>
         </w:rPr>
-        <w:t>În caz de Anulare a vânzării pentru întârziere sau pentru neplată integrală imputabilă Cumpărătorului, rămân datorate definitiv Fleequid: a) Comisioanele în sarcina Cumpărătorului, acolo unde sunt prevăzute pentru operațiunea specifică, în conformitate cu prevederile art. 12.4; b) penalitatea zilnică prevăzută la art. 12.6, lit. a), acumulată până la data la care Anularea vânzării produce efecte, precum și dobânzile de întârziere acumulate; c) în cadrul Vânzării în comision, atât atunci când Fleequid acționează prin Revânzare, cât și atunci când acționează ca Intermediar pur, o penalitate suplimentară în cuantum egal cu dublul Comisioanelor în sarcina Cumpărătorului, determinată pe baza Comisioanelor aplicabile operațiunii specifice, astfel încât cuantumul total datorat pentru Comisioane și pentru prezenta penalitate să fie egal cu triplul cuantumului Comisioanelor; d) o penalitate suplimentară de 1.000,00 € (o mie/00 euro) pentru fiecare Vehicul care face obiectul Acordului obligatoriu ulterior anulat; e) Tarifele aferente Serviciilor deja prestate și orice altă sumă acumulată cu titlu distinct în conformitate cu prezentele Condiții generale. În cadrul Dealer Sales, întrucât Cumpărătorul nu datorează Comisioane potrivit Vânzării în comision, penalitatea prevăzută la lit. c) nu se aplică; rămân, în schimb, datorate sumele prevăzute la lit. b), d) și e). Atunci când sunt îndeplinite condițiile prevăzute la art. 13, rămâne, de asemenea, aplicabilă conversia Avansului în penalitate în conformitate cu art. 13.6. Sumele prevăzute de prezentul alineat sunt datorate cu titluri distincte și pot fi cumulate în limitele permise de lege. Depozitul de garanție eventual constituit reprezintă exclusiv o garanție a obligațiilor Cumpărătorului și poate fi imputat asupra sumelor datorate în conformitate cu prevederile art. 6.3, fără a constitui un temei suplimentar de imputare a unor sume. Rămâne neatins dreptul Fleequid la despăgubiri pentru prejudiciul suplimentar, limitat la partea care depășește ceea ce a fost deja acoperit prin penalitățile prevăzute de prezentele Condiții generale. În cazul în care suma penalităților prevăzute la lit. b), numai în ceea ce privește penalitatea zilnică, c) și d), precum și, acolo unde este aplicabilă, a penalității rezultate din conversia Avansului în conformitate cu art. 13.6 este mai mică de 5 % din Prețul de vânzare către Cumpărător al Vehiculului care face obiectul vânzării anulate, componenta de penalități datorată în total este completată exclusiv până la atingerea acestui prag, care operează ca nivel economic minim, și nu ca sancțiune cumulativă suplimentară. În scopul comparației și al completării prevăzute de teza precedentă: (i) baza de calcul este constituită exclusiv din Prețul de vânzare către Cumpărător al Vehiculului care face obiectul vânzării anulate, cu excluderea Sumei totale datorate, a Comisioanelor, a Tarifelor și a oricărei alte sume accesorii; (ii) sunt relevante exclusiv penalitățile proprii neexecutării din partea Cumpărătorului indicate mai sus; (iii) nu sunt relevante Comisioanele în sarcina Cumpărătorului, Tarifele, dobânzile de întârziere, Depozitul de garanție reținut sau imputat, rambursările de costuri și cheltuieli și despăgubirile pentru prejudiciul suplimentar. Prezenta dispoziție se aplică tuturor Modelelor de vânzare; în cadrul Dealer Sales, comparația se efectuează numai cu penalitățile aplicabile în acest cadru, fără ca penalitatea prevăzută la lit. c) să poată fi introdusă sau luată în calcul.</w:t>
+        <w:t>În caz de Anulare a vânzării pentru întârziere sau pentru neplată integrală imputabilă Cumpărătorului, rămân datorate definitiv Fleequid: a) Comisioanele în sarcina Cumpărătorului, acolo unde sunt prevăzute pentru operațiunea specifică, în conformitate cu prevederile art. 12.4; b) penalitatea zilnică prevăzută la art. 12.6, lit. a), acumulată până la data la care Anularea vânzării produce efecte, precum și dobânzile de întârziere acumulate; c) în cadrul Vânzării în comision, atât atunci când Fleequid acționează prin Revânzare, cât și atunci când acționează ca Intermediar pur, o penalitate suplimentară în cuantum egal cu dublul Comisioanelor în sarcina Cumpărătorului, determinată pe baza Comisioanelor aplicabile operațiunii specifice, astfel încât cuantumul total datorat pentru Comisioane și pentru prezenta penalitate să fie egal cu triplul cuantumului Comisioanelor; d) o penalitate suplimentară de 1.000,00 € (o mie/00 euro) pentru fiecare Vehicul care face obiectul Acordului obligatoriu ulterior anulat; e) Tarifele aferente Serviciilor deja prestate și orice altă sumă acumulată cu titlu distinct în conformitate cu prezentele Condiții generale. În cadrul Dealer Sales, întrucât Cumpărătorul nu datorează Comisioanele prevăzute pentru Vânzarea în comision, penalitatea prevăzută la lit. c) nu se aplică; rămân, în schimb, datorate sumele prevăzute la lit. b), d) și e). Atunci când sunt îndeplinite condițiile prevăzute la art. 13, rămâne, de asemenea, aplicabilă conversia Avansului în penalitate în conformitate cu art. 13.6. Sumele prevăzute de prezentul alineat sunt datorate cu titluri distincte și pot fi cumulate în limitele permise de lege. Depozitul de garanție eventual constituit reprezintă exclusiv o garanție a obligațiilor Cumpărătorului și poate fi imputat asupra sumelor datorate în conformitate cu prevederile art. 6.3, fără a constitui un temei suplimentar de imputare a unor sume. Rămâne neatins dreptul Fleequid la despăgubiri pentru prejudiciul suplimentar, limitat la partea care depășește ceea ce a fost deja acoperit prin penalitățile prevăzute de prezentele Condiții generale. În cazul în care suma penalităților prevăzute la lit. b), numai în ceea ce privește penalitatea zilnică, c) și d), precum și, acolo unde este aplicabilă, a penalității rezultate din conversia Avansului în conformitate cu art. 13.6 este mai mică de 5 % din Prețul de vânzare către Cumpărător al Vehiculului care face obiectul vânzării anulate, componenta de penalități datorată în total este completată exclusiv până la atingerea acestui prag, care operează ca nivel economic minim, și nu ca sancțiune cumulativă suplimentară. În scopul comparației și al completării prevăzute de teza precedentă: (i) baza de calcul este constituită exclusiv din Prețul de vânzare către Cumpărător al Vehiculului care face obiectul vânzării anulate, cu excluderea Sumei totale datorate, a Comisioanelor, a Tarifelor și a oricărei alte sume accesorii; (ii) sunt relevante exclusiv penalitățile proprii neexecutării din partea Cumpărătorului indicate mai sus; (iii) nu sunt relevante Comisioanele în sarcina Cumpărătorului, Tarifele, dobânzile de întârziere, Depozitul de garanție reținut sau imputat, rambursările de costuri și cheltuieli și despăgubirile pentru prejudiciul suplimentar. Prezenta dispoziție se aplică tuturor Modelelor de vânzare; în cadrul Dealer Sales, comparația se efectuează numai cu penalitățile aplicabile în acest cadru, fără ca penalitatea prevăzută la lit. c) să poată fi introdusă sau luată în calcul.</w:t>
       </w:r>
     </w:p>
     <w:p>
@@ -9228,7 +9228,7 @@
           <w:sz w:val="20"/>
           <w:szCs w:val="20"/>
         </w:rPr>
-        <w:t>Vânzare amânată: avans și Vehicul aflat temporar în folosința Vânzătorului.</w:t>
+        <w:t>Vânzare amânată: Avans și Vehicul aflat temporar în folosința Vânzătorului.</w:t>
       </w:r>
       <w:bookmarkEnd w:id="83"/>
       <w:bookmarkEnd w:id="84"/>
@@ -9303,7 +9303,7 @@
           <w:sz w:val="20"/>
           <w:szCs w:val="20"/>
         </w:rPr>
-        <w:t>În operațiunile în care s-a convenit în mod expres ca, după încheierea Acordului obligatoriu, Vehiculul să rămână temporar în folosința Vânzătorului, Fleequid poate solicita Cumpărătorului plata în avans a unei sume egale cu 30 % din Suma totală datorată („Avansul”). Situația reglementată de prezentul articol este denumită, exclusiv în scopuri descriptive și comerciale, „Vânzare amânată”. Vânzarea amânată nu constituie un Model de vânzare autonom și rămâne supusă în întregime Modelului de vânzare aplicabil operațiunii specifice și, în cadrul Vânzării în comision, modalității de executare aferente. Vânzarea amânată poate fi convenită exclusiv în cadrul Vânzării în comision executate prin Revânzare și în cadrul Dealer Sales și nu se aplică atunci când Fleequid acționează ca Intermediar pur; în operațiunile de Vânzare în comision cărora li se aplică prezentul articol, Fleequid execută, prin urmare, operațiunea prin Revânzare. Împrejurarea că Vehiculul rămâne temporar în folosința Vânzătorului, împreună cu condițiile speciale aplicabile operațiunii, trebuie făcută cognoscibilă Ofertantului înainte de formularea Ofertei, potrivit prevederilor art. 3.2 și 4.5. Dacă este solicitat, Avansul trebuie plătit în Termenul de plată obișnuit prevăzut la art. 11.5, care curge de la punerea la dispoziție a Proformei, cu excepția cazului în care Condițiile speciale de vânzare prevăd în mod expres un termen diferit în conformitate cu art. 11.6, lit. b). Prezenta reglementare se aplică exclusiv acestei situații și constituie o derogare de la reglementarea obișnuită a Termenului de plată, în limitele prevăzute de prezentul articol și de Condițiile speciale de vânzare aplicabile.</w:t>
+        <w:t>În operațiunile în care s-a convenit în mod expres ca, după încheierea Acordului obligatoriu, Vehiculul să rămână temporar în folosința Vânzătorului, Fleequid poate solicita Cumpărătorului plata în avans a unei sume egale cu 30 % din Suma totală datorată („Avansul”). Situația reglementată de prezentul articol este denumită, exclusiv în scopuri descriptive și comerciale, „Vânzare amânată”. Vânzarea amânată nu constituie un Model de vânzare autonom și rămâne supusă în întregime Modelului de vânzare aplicabil operațiunii specifice și, în cadrul Vânzării în comision, modalității de executare aferente. Vânzarea amânată poate fi convenită exclusiv în cadrul Vânzării în comision executate prin Revânzare și în cadrul Dealer Sales și nu se aplică atunci când Fleequid acționează ca Intermediar pur; în operațiunile de Vânzare în comision cărora li se aplică prezentul articol, Fleequid execută, prin urmare, operațiunea prin Revânzare. Împrejurarea că Vehiculul rămâne temporar în folosința Vânzătorului, împreună cu Condițiile speciale de vânzare aplicabile operațiunii, trebuie făcută cognoscibilă Ofertantului înainte de formularea Ofertei, potrivit prevederilor art. 3.2 și 4.5. Dacă este solicitat, Avansul trebuie plătit în Termenul de plată obișnuit prevăzut la art. 11.5, care curge de la punerea la dispoziție a Proformei, cu excepția cazului în care Condițiile speciale de vânzare prevăd în mod expres un termen diferit în conformitate cu art. 11.6, lit. b). Prezenta reglementare se aplică exclusiv acestei situații și constituie o derogare de la reglementarea obișnuită a Termenului de plată, în limitele prevăzute de prezentul articol și de Condițiile speciale de vânzare aplicabile.</w:t>
       </w:r>
     </w:p>
     <w:p>
@@ -9403,7 +9403,7 @@
           <w:sz w:val="20"/>
           <w:szCs w:val="20"/>
         </w:rPr>
-        <w:t>Neplata Avansului în termenul aferent sau neplata integrală a soldului până la scadența prevăzută pentru operațiunea specifică constituie întârziere a Cumpărătorului. Începând cu prima zi următoare scadenței respective se aplică, în măsura în care sunt compatibile, dispozițiile art. 12.6, inclusiv penalitatea de 150,00 € pentru fiecare zi de întârziere și pentru fiecare Vehicul în cauză, în limita sumei maxime totale prevăzute la art. 12.6, lit. a), care operează în mod unitar pentru fiecare Vehicul și pentru aceeași operațiune, atât în ceea ce privește întârzierea la plata Avansului, cât și în ceea ce privește întârzierea la plata soldului, precum și dobânzile și celelalte sume prevăzute de acesta. În caz de neplată a Avansului se aplică termenele și facultățile prevăzute la art. 12.7. În caz de neplată a soldului, în locul termenului maxim prevăzut la art. 12.7, Fleequid își păstrează facultatea de a primi plata tardivă în cele 4 (patru) zile următoare scadenței stabilite pentru plata soldului, fără ca de la scadența menționată să înceapă să curgă un nou termen de 7 (șapte) zile. La expirarea fără rezultat a acestui termen, fără ca plata integrală să fi fost efectuată, Fleequid poate, la propria discreție, să accepte totuși plata tardivă sau să procedeze la Anularea vânzării potrivit prevederilor art. 12.7, cu efectele prevăzute la art. 12.8 și 12.9.</w:t>
+        <w:t>Neplata Avansului în termenul aferent sau neplata integrală a soldului până la scadența prevăzută pentru operațiunea specifică constituie întârziere a Cumpărătorului. Începând cu prima zi următoare scadenței respective se aplică, în măsura în care sunt compatibile, dispozițiile art. 12.6, inclusiv penalitatea de 150,00 € (o sută cincizeci/00 euro) pentru fiecare zi de întârziere și pentru fiecare Vehicul în cauză, în limita sumei maxime totale prevăzute la art. 12.6, lit. a), care operează în mod unitar pentru fiecare Vehicul și pentru aceeași operațiune, atât în ceea ce privește întârzierea la plata Avansului, cât și în ceea ce privește întârzierea la plata soldului, precum și dobânzile și celelalte sume prevăzute de acesta. În caz de neplată a Avansului se aplică termenele și facultățile prevăzute la art. 12.7. În caz de neplată a soldului, în locul termenului maxim prevăzut la art. 12.7, Fleequid își păstrează facultatea de a primi plata tardivă în cele 4 (patru) zile următoare scadenței stabilite pentru plata soldului, fără ca de la scadența menționată să înceapă să curgă un nou termen de 7 (șapte) zile. La expirarea fără rezultat a acestui termen, fără ca plata integrală să fi fost efectuată, Fleequid poate, la propria discreție, să accepte totuși plata tardivă sau să procedeze la Anularea vânzării potrivit prevederilor art. 12.7, cu efectele prevăzute la art. 12.8 și 12.9.</w:t>
       </w:r>
     </w:p>
     <w:p>
@@ -9574,7 +9574,7 @@
           <w:sz w:val="20"/>
           <w:szCs w:val="20"/>
         </w:rPr>
-        <w:t>Anularea vânzării constituie instituția contractuală prin care Fleequid, în cazurile prevăzute de prezentele Condiții generale, de Condițiile specifice sau de Condițiile speciale de vânzare aplicabile, dispune ca operațiunea să nu fie executată sau să înceteze a fi executată, în totalitate sau numai în privința unuia sau a mai multor Vehicule. Anularea vânzării nu coincide în mod necesar nici cu desființarea contractului pentru cauze de nulitate, nici cu rezoluțiunea pentru neexecutare: cauza juridică concretă depinde de situația specifică ce o determină. Atunci când Anularea decurge dintr-o neexecutare pentru care este prevăzută o clauză rezolutorie expresă în temeiul prezentelor Condiții generale, aceasta operează ca rezoluțiune a Contractului în temeiul art. 1456 din Codul civil italian și produce efectele acesteia. În celelalte cazuri, Anularea produce efectele prevăzute de dispoziția care o prevede și, în măsura în care nu se reglementează altfel, pe cele prevăzute de prezentul articol și de art. 15.</w:t>
+        <w:t>Anularea vânzării constituie instituția contractuală prin care Fleequid, în cazurile prevăzute de prezentele Condiții generale, de Condițiile specifice aplicabile sau de Condițiile speciale de vânzare aplicabile, dispune ca operațiunea să nu fie executată sau să înceteze a fi executată, în totalitate sau numai în privința unuia sau a mai multor Vehicule. Anularea vânzării nu coincide în mod necesar nici cu desființarea contractului pentru cauze de nulitate, nici cu rezoluțiunea pentru neexecutare: cauza juridică concretă depinde de situația specifică ce o determină. Atunci când Anularea decurge dintr-o neexecutare pentru care este prevăzută o clauză rezolutorie expresă în temeiul prezentelor Condiții generale, aceasta operează ca rezoluțiune a Contractului în temeiul art. 1456 din Codul civil italian și produce efectele acesteia. În celelalte cazuri, Anularea produce efectele prevăzute de dispoziția care o prevede și, în măsura în care nu se reglementează altfel, pe cele prevăzute de prezentul articol și de art. 15.</w:t>
       </w:r>
     </w:p>
     <w:p>
@@ -10142,7 +10142,7 @@
           <w:sz w:val="20"/>
           <w:szCs w:val="20"/>
         </w:rPr>
-        <w:t>Proprietatea asupra Vehiculului se transferă Cumpărătorului exclusiv în urma îndeplinirii integrale a obligației de plată în conformitate cu art. 12.2; în cazul Licitațiilor, acest moment coincide cu Adjudecarea definitivă. Părțile convin în mod expres că efectul translativ de proprietate față de Cumpărător este amânat până la acest moment, oricare ar fi Modelul de vânzare aplicabil și modalitatea de executare aleasă, inclusiv în cazurile în care Fleequid a dobândit proprietatea asupra Vehiculului la o dată anterioară în conformitate cu art. 18 și în cazurile în care vânzarea intervine direct între Vânzător și Cumpărător atunci când Fleequid acționează ca Intermediar pur. Rămân neatinse formalitățile de înregistrare, transcriere, înmatriculare, înscriere pe numele titularului sau celelalte formalități eventual necesare potrivit legislației aplicabile. După primirea de la Vânzător a tuturor documentelor, a informațiilor și a cooperării necesare în conformitate cu art. 16.3, entitatea căreia îi revine obligația respectivă potrivit Modelului de vânzare aplicabil și modalității de executare alese procedează, în următoarele 10 (zece) zile, la îndeplinirea formalităților necesare pentru înregistrarea, transcrierea, înmatricularea sau înscrierea transferului Vehiculului pe numele Cumpărătorului, cu excepția cazului în care legislația aplicabilă, natura operațiunii sau Condițiile specifice impun o succesiune sau un calendar diferit; atunci când Fleequid acționează ca Intermediar pur, acest termen se aplică Vânzătorului, cu excepția termenului diferit eventual prevăzut de Condițiile speciale de vânzare în considerarea operațiunii, a țării, a documentației sau a naturii Vehiculului. Atunci când Fleequid acționează ca Intermediar pur, obligațiile Vânzătorului se structurează, prin urmare, în două etape succesive: a) în termenul de 5 (cinci) zile prevăzut la art. 16.3, Vânzătorul furnizează documentele, declarațiile, procurile și cooperarea necesare pentru începerea formalităților, cu aplicarea, în caz de întârziere, a penalității prevăzute de același art. 16.3; b) în următoarele 10 (zece) zile, care curg din momentul în care sunt îndeplinite condițiile aferente, Vânzătorul finalizează formalitățile de transfer; în caz de întârziere imputabilă Vânzătorului peste acest termen, se aplică aceeași penalitate de 150,00 € (o sută cincizeci/00 euro) pentru fiecare zi de întârziere și pentru fiecare Vehicul în cauză, potrivit coordonării prevăzute la art. 16.3 cu art. 8.11 și 16.9. Penalitatea aferentă celei de a doua etape nu se acumulează pentru zilele pentru care a fost deja acumulată penalitatea aferentă primei etape. Cumpărătorul ia act că transferul și circulația Vehiculului pot necesita finalizarea unor formalități de înregistrare, transcriere, înmatriculare sau a unor formalități similare prevăzute de legislația aplicabilă în țara în cauză și că, în mod obișnuit, ridicarea Vehiculului poate avea loc numai după finalizarea formalităților necesare. În mod excepțional, pentru necesități operaționale dovedite sau la cererea Cumpărătorului acceptată de Fleequid, Fleequid poate autoriza ridicarea anticipată a Vehiculului înainte de finalizarea formalităților menționate. În această ipoteză, Cumpărătorul: (i) despăgubește și exonerează de răspundere Fleequid, precum și eventualele entități pe numele cărora Vehiculul este încă înscris formal, pentru orice consecință administrativă, fiscală, patrimonială, sancționatorie sau de altă natură care decurge din deținerea, utilizarea sau circulația Vehiculului înainte de finalizarea formalităților, cu excepția a ceea ce este imputabil, în mod imperativ, entității care invocă obligația de despăgubire; (ii) se obligă să îndeplinească și să acorde orice cooperare necesară pentru ca formalitățile de înregistrare definitivă, de înscriere pe numele titularului sau de transfer să fie finalizate în termen de 5 (cinci) zile de la ridicarea anticipată, cu excepția unui termen diferit comunicat în mod expres în scris de Fleequid; (iii) se obligă să transmită Fleequid o dovadă documentară adecvată a îndeplinirii sau a depunerii formalităților în termen de 1 (o) zi de la data la care este disponibil documentul aferent sau răspunsul autorității competente. În caz de întârziere imputabilă Cumpărătorului peste termenul prevăzut la lit. b), acesta este obligat să plătească Fleequid o penalitate egală cu 150,00 € (o sută cincizeci/00 euro) pentru fiecare zi de întârziere și pentru fiecare Vehicul în cauză, până la finalizarea formalităților, fără a aduce atingere dreptului la despăgubiri pentru prejudiciul suplimentar. În cazul în care întârzierea depășește 30 (treizeci) de zile, Fleequid se poate prevala de celelalte remedii prevăzute de prezentele Condiții generale și de lege, inclusiv, acolo unde este posibil din punct de vedere juridic și material, de facultatea de a întreprinde pe lângă autoritățile competente demersurile necesare pentru a obține înscrierea Vehiculului pe numele entității obligate, cu imputarea în sarcina acesteia a cheltuielilor, obligațiilor și costurilor aferente, fără a aduce atingere penalităților deja acumulate. În operațiunile care beneficiază de o Soluție de finanțare, succesiunea formalităților de înscriere pe numele titularului, facturare, plată, transfer al proprietății și predare poate diferi de cea obișnuită în conformitate cu prevederile art. 22 și ale Condițiilor specifice aplicabile, fără a aduce atingere criteriului de transfer al proprietății stabilit de prezentul alineat și prevederilor art. 22.6; îndeplinirea anticipată a unor formalități documentare sau de înscriere pe numele titularului în favoarea Finanțatorului nu determină, prin ea însăși, transferul proprietății și nici, în cazul Licitațiilor, Adjudecarea definitivă.</w:t>
+        <w:t>Proprietatea asupra Vehiculului se transferă Cumpărătorului exclusiv în urma îndeplinirii integrale a obligației de plată în conformitate cu art. 12.2; în cazul Licitațiilor, acest moment coincide cu Adjudecarea definitivă. Părțile convin în mod expres că efectul translativ de proprietate față de Cumpărător este amânat până la acest moment, oricare ar fi Modelul de vânzare aplicabil și modalitatea de executare aleasă, inclusiv în cazurile în care Fleequid a dobândit proprietatea asupra Vehiculului la o dată anterioară în conformitate cu art. 18 și în cazurile în care vânzarea intervine direct între Vânzător și Cumpărător atunci când Fleequid acționează ca Intermediar pur. Rămân neatinse formalitățile de înregistrare, transcriere, înmatriculare, înscriere pe numele titularului sau celelalte formalități eventual necesare potrivit legislației aplicabile. După primirea de la Vânzător a tuturor documentelor, a informațiilor și a cooperării necesare în conformitate cu art. 16.3, entitatea căreia îi revine obligația respectivă potrivit Modelului de vânzare aplicabil și modalității de executare alese procedează, în următoarele 10 (zece) zile, la îndeplinirea formalităților necesare pentru înregistrarea, transcrierea, înmatricularea sau înscrierea transferului Vehiculului pe numele Cumpărătorului, cu excepția cazului în care legislația aplicabilă, natura operațiunii sau Condițiile specifice impun o succesiune sau un calendar diferit; atunci când Fleequid acționează ca Intermediar pur, acest termen se aplică Vânzătorului, cu excepția termenului diferit eventual prevăzut de Condițiile speciale de vânzare în considerarea operațiunii, a țării, a documentației sau a naturii Vehiculului. Atunci când Fleequid acționează ca Intermediar pur, obligațiile Vânzătorului se structurează, prin urmare, în două etape succesive: a) în termenul de 5 (cinci) zile prevăzut la art. 16.3, Vânzătorul furnizează documentele, declarațiile, procurile și cooperarea necesare pentru începerea formalităților, cu aplicarea, în caz de întârziere, a penalității prevăzute de același art. 16.3; b) în următoarele 10 (zece) zile, care curg din momentul în care sunt îndeplinite condițiile aferente, Vânzătorul finalizează formalitățile de transfer; în caz de întârziere imputabilă Vânzătorului peste acest termen, se aplică aceeași penalitate de 150,00 € (o sută cincizeci/00 euro) pentru fiecare zi de întârziere și pentru fiecare Vehicul în cauză, potrivit coordonării prevăzute la art. 16.3 cu art. 8.11 și 16.9. Penalitatea aferentă celei de a doua etape nu se acumulează pentru zilele pentru care a fost deja acumulată penalitatea aferentă primei etape. Cumpărătorul ia act că transferul și circulația Vehiculului pot necesita finalizarea unor formalități de înregistrare, transcriere, înmatriculare sau a unor formalități similare prevăzute de legislația aplicabilă în țara în cauză și că, în mod obișnuit, ridicarea Vehiculului poate avea loc numai după finalizarea formalităților necesare. În mod excepțional, pentru necesități operaționale dovedite sau la cererea Cumpărătorului acceptată de Fleequid, Fleequid poate autoriza ridicarea anticipată a Vehiculului înainte de finalizarea formalităților menționate. În această ipoteză, Cumpărătorul: (i) despăgubește și exonerează de răspundere Fleequid, precum și eventualele entități pe numele cărora Vehiculul este încă înscris formal, pentru orice consecință administrativă, fiscală, patrimonială, sancționatorie sau de altă natură care decurge din deținerea, utilizarea sau circulația Vehiculului înainte de finalizarea formalităților, cu excepția a ceea ce este imputabil, în mod imperativ, entității care invocă obligația de despăgubire; (ii) se obligă să îndeplinească și să acorde orice cooperare necesară pentru ca formalitățile de înregistrare definitivă, de înscriere pe numele titularului sau de transfer să fie finalizate în termen de 5 (cinci) zile de la ridicarea anticipată, cu excepția unui termen diferit comunicat în mod expres în scris de Fleequid; (iii) se obligă să transmită Fleequid o dovadă documentară adecvată a îndeplinirii sau a depunerii formalităților în termen de 1 (o) zi de la data la care este disponibil documentul aferent sau răspunsul autorității competente. În caz de întârziere imputabilă Cumpărătorului peste termenul prevăzut la pct. (ii), acesta este obligat să plătească Fleequid o penalitate egală cu 150,00 € (o sută cincizeci/00 euro) pentru fiecare zi de întârziere și pentru fiecare Vehicul în cauză, până la finalizarea formalităților, fără a aduce atingere dreptului la despăgubiri pentru prejudiciul suplimentar. În cazul în care întârzierea depășește 30 (treizeci) de zile, Fleequid se poate prevala de celelalte remedii prevăzute de prezentele Condiții generale și de lege, inclusiv, acolo unde este posibil din punct de vedere juridic și material, de facultatea de a întreprinde pe lângă autoritățile competente demersurile necesare pentru a obține înscrierea Vehiculului pe numele entității obligate, cu imputarea în sarcina acesteia a cheltuielilor, obligațiilor și costurilor aferente, fără a aduce atingere penalităților deja acumulate. În operațiunile care beneficiază de o Soluție de finanțare, succesiunea formalităților de înscriere pe numele titularului, facturare, plată, transfer al proprietății și predare poate diferi de cea obișnuită în conformitate cu prevederile art. 22 și ale Condițiilor specifice aplicabile, fără a aduce atingere criteriului de transfer al proprietății stabilit de prezentul alineat și prevederilor art. 22.6; îndeplinirea anticipată a unor formalități documentare sau de înscriere pe numele titularului în favoarea Finanțatorului nu determină, prin ea însăși, transferul proprietății și nici, în cazul Licitațiilor, Adjudecarea definitivă.</w:t>
       </w:r>
     </w:p>
     <w:p>
@@ -10470,7 +10470,7 @@
           <w:sz w:val="20"/>
           <w:szCs w:val="20"/>
         </w:rPr>
-        <w:t>Dispozițiile prezentului articol se aplică operațiunilor structurate potrivit Modelului de vânzare în comision. În cadrul acestui Model, Fleequid execută operațiunea prin Revânzare în conformitate cu art. 2.5 sau poate decide să acționeze ca Intermediar pur în conformitate cu art. 2.6, cu transferul Vehiculului direct de la Vânzător la Cumpărător. Posibilitatea ca operațiunea să fie executată potrivit uneia sau alteia dintre modalități este făcută cognoscibilă și acceptată înainte de formularea Ofertei în conformitate cu art. 3.2, lit. a). Fleequid poate exercita alegerea respectivă și ulterior încheierii Acordului obligatoriu și, în orice caz, nu mai târziu de punerea la dispoziție a Proformei, care fixează definitiv modalitatea de executare aleasă în conformitate cu art. 11.4; Proforma nu constituie sursa contractuală a alegerii, ci documentează exercitarea unei facultăți făcute cognoscibile și acceptate în prealabil. Alegerea între Revânzare și activitatea în calitate de Intermediar pur nu modifică Modelul de vânzare, nu determină încetarea însărcinării încredințate Fleequid de către Vânzător și de către Cumpărător și nu afectează dreptul Fleequid la Comisioanele datorate de ambii. Calificarea Fleequid drept comisionar care acționează în nume propriu în sensul art. 1731 din Codul civil italian este incidentă exclusiv în cazul Revânzării în conformitate cu art. 2.5; atunci când Fleequid acționează ca Intermediar pur, vânzarea-cumpărarea este încheiată direct între Vânzător și Cumpărător în conformitate cu art. 2.6 și 17.10. Cu excepția unei trimiteri exprese sau a ceea ce este compatibil cu natura dispoziției specifice, normele prezentului articol nu se aplică Dealer Sales, reglementat de art. 18. Înainte de punerea la dispoziție a Proformei, în cazul în care Vânzătorul săvârșește una dintre încălcările prevăzute la lit. c), d), e) și f) ale art. 17.8 și 17.14 pentru care, pentru același fapt concret și pentru protejarea aceluiași interes, prezentele Condiții generale nu prevăd o penalitate specifică, Vânzătorul este obligat să plătească Fleequid, cu privire la raportul de comercializare prevăzut la art. 8.8 și la însărcinarea încredințată Fleequid și indiferent de modalitatea de executare aleasă ulterior, penalitatea reziduală de 30 % determinată potrivit ierarhiei bazelor prevăzute la art. 17.8, fără a aduce atingere dreptului la despăgubiri pentru prejudiciul suplimentar; de la punerea la dispoziție a Proformei se aplică, potrivit modalității de executare alese, art. 17.8 sau art. 17.14.</w:t>
+        <w:t>Dispozițiile prezentului articol se aplică operațiunilor structurate potrivit Modelului de vânzare în comision. În cadrul acestui Model, Fleequid execută operațiunea prin Revânzare în conformitate cu art. 2.5 sau poate decide să acționeze ca Intermediar pur în conformitate cu art. 2.6, cu transferul Vehiculului direct de la Vânzător la Cumpărător. Posibilitatea ca operațiunea să fie executată potrivit uneia sau alteia dintre modalități este făcută cognoscibilă înainte de formularea Ofertei în conformitate cu art. 3.2, lit. a), și este acceptată prin aderarea la prezentele CG. Fleequid poate exercita alegerea respectivă și ulterior încheierii Acordului obligatoriu și, în orice caz, nu mai târziu de punerea la dispoziție a Proformei, care fixează definitiv modalitatea de executare aleasă în conformitate cu art. 11.4; Proforma nu constituie sursa contractuală a alegerii, ci documentează exercitarea unei facultăți făcute cognoscibile și acceptate în prealabil. Alegerea între Revânzare și activitatea în calitate de Intermediar pur nu modifică Modelul de vânzare, nu determină încetarea însărcinării încredințate Fleequid de către Vânzător și de către Cumpărător și nu afectează dreptul Fleequid la Comisioanele datorate de ambii. Calificarea Fleequid drept comisionar care acționează în nume propriu în sensul art. 1731 din Codul civil italian este incidentă exclusiv în cazul Revânzării în conformitate cu art. 2.5; atunci când Fleequid acționează ca Intermediar pur, vânzarea-cumpărarea este încheiată direct între Vânzător și Cumpărător în conformitate cu art. 2.6 și 17.10. Cu excepția unei trimiteri exprese sau a ceea ce este compatibil cu natura dispoziției specifice, normele prezentului articol nu se aplică Dealer Sales, reglementat de art. 18. Înainte de punerea la dispoziție a Proformei, în cazul în care Vânzătorul săvârșește una dintre încălcările prevăzute la lit. c), d), e) și f) ale art. 17.8 și 17.14 pentru care, pentru același fapt concret și pentru protejarea aceluiași interes, prezentele Condiții generale nu prevăd o penalitate specifică, Vânzătorul este obligat să plătească Fleequid, cu privire la raportul de comercializare prevăzut la art. 8.8 și la însărcinarea încredințată Fleequid și indiferent de modalitatea de executare aleasă ulterior, penalitatea reziduală de 30 % determinată potrivit ierarhiei bazelor prevăzute la art. 17.8, fără a aduce atingere dreptului la despăgubiri pentru prejudiciul suplimentar; de la punerea la dispoziție a Proformei se aplică, potrivit modalității de executare alese, art. 17.8 sau art. 17.14.</w:t>
       </w:r>
       <w:bookmarkEnd w:id="137"/>
     </w:p>
@@ -10592,32 +10592,32 @@
           <w:sz w:val="20"/>
           <w:szCs w:val="20"/>
         </w:rPr>
-        <w:t>Prețul Vehiculului datorat de Fleequid Vânzătorului în cadrul Revânzării („Preț de cumpărare net”) corespunde Prețului de vânzare către Cumpărător, din care se scad Comisioanele în sarcina Vânzătorului, Tarifele și orice altă sumă datorată de Vânzător către Fleequid în temeiul prezentelor Condiții generale. Vânzătorul autorizează în mod expres Fleequid să opereze compensarea și deducerea sumelor menționate din sumele care i se cuvin. Prețul de cumpărare net devine exigibil exclusiv după ce Fleequid a primit integral Suma totală datorată de la Cumpărător în conformitate cu art. 12.2; până în acel moment, Vânzătorul nu poate invoca nicio creanță exigibilă față de Fleequid și nici nu poate întreprinde împotriva acesteia acțiuni în plată, atenționări sau acțiuni de executare silită. Solicitarea de emitere a facturii și eventuala emitere anticipată a acesteia au natură administrativă și nu fac exigibilă contraprestația înainte de momentul indicat și nici nu constituie o confirmare a îndeplinirii condițiilor prevăzute pentru cumpărarea Vehiculului de către Fleequid. Atingerea Prețului de rezervă, întrucât acesta este determinat pe baza PMAV stabilit de Vânzător, îi asigură acestuia din urmă o încasare netă cel puțin egală cu PMAV, cu excepția cazului în care sunt acceptate în mod expres oferte inferioare în conformitate cu art. 10.3. În cazul în care vânzarea este anulată sau obiectul acesteia este redus în conformitate cu art. 14, Prețul de cumpărare net datorat Vânzătorului este recalculat potrivit criteriilor prevăzute la art. 14.5. Rămâne aplicabilă derogarea expresă prevăzută la art. 22.9 pentru operațiunile care beneficiază de o Soluție de finanțare. Dispozițiile prezentului alineat nu se aplică atunci când Fleequid acționează ca Intermediar pur.</w:t>
-      </w:r>
-    </w:p>
-    <w:p>
-      <w:pPr>
-        <w:pStyle w:val="Paragrafoelenco"/>
-        <w:numPr>
-          <w:ilvl w:val="1"/>
-          <w:numId w:val="1"/>
-        </w:numPr>
-        <w:spacing w:line="360" w:lineRule="auto"/>
-        <w:ind w:left="0" w:firstLine="0"/>
-        <w:jc w:val="both"/>
-        <w:rPr>
-          <w:rFonts w:ascii="Verdana" w:hAnsi="Verdana"/>
-          <w:sz w:val="20"/>
-          <w:szCs w:val="20"/>
-        </w:rPr>
-      </w:pPr>
-      <w:r>
-        <w:rPr>
-          <w:rFonts w:ascii="Verdana" w:hAnsi="Verdana"/>
-          <w:sz w:val="20"/>
-          <w:szCs w:val="20"/>
-        </w:rPr>
-        <w:t>Atunci când Fleequid procedează prin Revânzare, Vânzătorul este obligat, la solicitarea Fleequid, să emită către aceasta din urmă factura aferentă vânzării Vehiculului în termen de 5 (cinci) zile de la solicitare, în euro și în conformitate cu sumele, datele și indicațiile comunicate de Fleequid. Factura cuprinde Prețul de vânzare către Cumpărător, precum și Comisioanele, Tarifele și eventualele rambursări de cheltuieli datorate Fleequid, la care se adaugă TVA, dacă este datorată potrivit legii; după ce a operat compensarea sumelor datorate în conformitate cu art. 17.4, Fleequid achită factura Vânzătorului odată ce Prețul de cumpărare net a devenit exigibil în conformitate cu același art. 17.4. În caz de întârziere imputabilă Vânzătorului în emiterea sau transmiterea facturii peste termenul menționat, Vânzătorul este obligat să plătească Fleequid o penalitate egală cu 150,00 € (o sută cincizeci/00 euro) pentru fiecare zi de întârziere și pentru fiecare Vehicul în cauză, până la îndeplinirea obligației, pe care Fleequid are dreptul să o compenseze cu valoarea facturii, fără a aduce atingere dreptului la despăgubiri pentru prejudiciul suplimentar. În cazul în care, ca urmare a neplății din partea Cumpărătorului, a Anulării vânzării, a reducerii obiectului acesteia, a rectificării operațiunii sau dintr-o altă cauză prevăzută de prezentele Condiții generale, devine necesară emiterea unei note de credit, a unui document de stornare sau de rectificare ori reemiterea facturii, inclusiv ca urmare a unei noi vânzări a Vehiculului către un alt Ofertant pentru o sumă diferită, Vânzătorul este obligat să procedeze la aceasta în termen de 5 (cinci) zile de la solicitarea Fleequid; în caz de întârziere imputabilă Vânzătorului se aplică aceeași penalitate zilnică, pe care Fleequid are dreptul să o compenseze cu sumele cuvenite ulterior sau să o deducă din acestea. Rămân aplicabile dispozițiile art. 15 și 16.2 privind restituirile, documentația fiscală și celelalte formalități necesare pentru executarea operațiunii sau pentru repunerea în situația anterioară.</w:t>
+        <w:t>Prețul Vehiculului datorat de Fleequid Vânzătorului în cadrul Revânzării („Preț de cumpărare net”) corespunde Prețului de vânzare către Cumpărător, din care se scad Comisioanele în sarcina Vânzătorului, Tarifele și orice altă sumă datorată de Vânzător către Fleequid în temeiul prezentelor Condiții generale. Vânzătorul autorizează în mod expres Fleequid să opereze compensarea și deducerea sumelor menționate din sumele care i se cuvin. Prețul de cumpărare net devine exigibil exclusiv după ce Fleequid a primit integral Suma totală datorată de la Cumpărător în conformitate cu art. 12.2; până în acel moment, Vânzătorul nu poate invoca nicio creanță exigibilă față de Fleequid și nici nu poate întreprinde împotriva acesteia acțiuni în plată, atenționări sau acțiuni de executare silită. Solicitarea de emitere a facturii și eventuala emitere anticipată a acesteia au natură administrativă și nu fac exigibilă contraprestația înainte de momentul indicat și nici nu constituie o confirmare a îndeplinirii condițiilor prevăzute pentru cumpărarea Vehiculului de către Fleequid. Atingerea Prețului de rezervă, întrucât acesta este determinat pe baza PMAV stabilit de Vânzător, îi asigură acestuia din urmă o încasare netă cel puțin egală cu PMAV, cu excepția cazului în care sunt acceptate în mod expres Oferte inferioare în conformitate cu art. 10.3. În cazul în care vânzarea este anulată sau obiectul acesteia este redus în conformitate cu art. 14, Prețul de cumpărare net datorat Vânzătorului este recalculat potrivit criteriilor prevăzute la art. 14.5. Rămâne aplicabilă derogarea expresă prevăzută la art. 22.9 pentru operațiunile care beneficiază de o Soluție de finanțare. Dispozițiile prezentului alineat nu se aplică atunci când Fleequid acționează ca Intermediar pur.</w:t>
+      </w:r>
+    </w:p>
+    <w:p>
+      <w:pPr>
+        <w:pStyle w:val="Paragrafoelenco"/>
+        <w:numPr>
+          <w:ilvl w:val="1"/>
+          <w:numId w:val="1"/>
+        </w:numPr>
+        <w:spacing w:line="360" w:lineRule="auto"/>
+        <w:ind w:left="0" w:firstLine="0"/>
+        <w:jc w:val="both"/>
+        <w:rPr>
+          <w:rFonts w:ascii="Verdana" w:hAnsi="Verdana"/>
+          <w:sz w:val="20"/>
+          <w:szCs w:val="20"/>
+        </w:rPr>
+      </w:pPr>
+      <w:r>
+        <w:rPr>
+          <w:rFonts w:ascii="Verdana" w:hAnsi="Verdana"/>
+          <w:sz w:val="20"/>
+          <w:szCs w:val="20"/>
+        </w:rPr>
+        <w:t>Atunci când Fleequid procedează prin Revânzare, Vânzătorul este obligat, la solicitarea Fleequid, să emită către aceasta din urmă factura aferentă vânzării Vehiculului în termen de 5 (cinci) zile de la solicitare, în euro și în conformitate cu sumele, datele și indicațiile comunicate de Fleequid. Factura cuprinde Prețul de vânzare către Cumpărător, precum și Comisioanele, Tarifele și eventualele rambursări de cheltuieli datorate Fleequid, la care se adaugă TVA, dacă este datorată potrivit legii; după ce a operat compensarea sumelor datorate în conformitate cu art. 17.4, Fleequid achită factura Vânzătorului odată ce Prețul de cumpărare net a devenit exigibil în conformitate cu același art. 17.4. În caz de întârziere în emiterea sau transmiterea facturii peste termenul menționat, Vânzătorul este obligat să plătească Fleequid o penalitate egală cu 150,00 € (o sută cincizeci/00 euro) pentru fiecare zi de întârziere și pentru fiecare Vehicul în cauză, până la îndeplinirea obligației, pe care Fleequid are dreptul să o compenseze cu valoarea facturii, fără a aduce atingere dreptului la despăgubiri pentru prejudiciul suplimentar. În cazul în care, ca urmare a neplății din partea Cumpărătorului, a Anulării vânzării, a reducerii obiectului acesteia, a rectificării operațiunii sau dintr-o altă cauză prevăzută de prezentele Condiții generale, devine necesară emiterea unei note de credit, a unui document de stornare sau de rectificare ori reemiterea facturii, inclusiv ca urmare a unei noi vânzări a Vehiculului către un alt Ofertant pentru o sumă diferită, Vânzătorul este obligat să procedeze la aceasta în termen de 5 (cinci) zile de la solicitarea Fleequid; în caz de întârziere imputabilă Vânzătorului se aplică aceeași penalitate zilnică, pe care Fleequid are dreptul să o compenseze cu sumele cuvenite ulterior sau să o deducă din acestea. Rămân aplicabile dispozițiile art. 15 și 16.2 privind restituirile, documentația fiscală și celelalte formalități necesare pentru executarea operațiunii sau pentru repunerea în situația anterioară.</w:t>
       </w:r>
     </w:p>
     <w:p>
@@ -10692,7 +10692,7 @@
           <w:sz w:val="20"/>
           <w:szCs w:val="20"/>
         </w:rPr>
-        <w:t>Fleequid are dreptul de a declara, în tot sau în parte, în temeiul art. 1456 din Codul civil italian, rezoluțiunea raportului contractual privind cumpărarea Vehiculului de la Vânzător, printr-o comunicare scrisă prin care declară că înțelege să se prevaleze de prezenta clauză rezolutorie expresă, și de a proceda la Anularea vânzării în conformitate cu art. 14, în cazul în care Vânzătorul: a) a constituit sau a permis constituirea asupra Vehiculului a unor Sarcini suplimentare față de cele declarate ori nu a procedat la ridicarea acestora în termenele prevăzute la art. 8.3; b) nu este în măsură să asigure transferul liber al Vehiculului întrucât veniturile nete care i se cuvin se dovedesc insuficiente pentru a-i satisface pe creditorii îndreptățiți să dispună degrevarea bunului și pentru a acoperi celelalte sume datorate în legătură cu operațiunea ori întrucât beneficiarii Sarcinilor refuză degrevarea sau vânzarea liberă; c) a furnizat, cu ocazia înregistrării, a Propunerii de vânzare sau ulterior, informații sau documente false, inexacte, frauduloase, depășite sau incomplete, relevante pentru operațiunea specifică; d) încalcă obligațiile prevăzute de prezentele Condiții generale în materie de proprietate, disponibilitate, custodie și conservare a Vehiculului, veridicitate a informațiilor, documentație, exclusivitate, transfer al proprietății, predare, legislație de mediu sau drepturi ale terților; e) încalcă norme imperative sau dispoziții administrative aplicabile comercializării, transferului sau gestionării Vehiculului ori drepturi ale terților, astfel încât să prejudicieze continuarea operațiunii sau să o facă riscantă; f) refuză sau omite să transfere proprietatea asupra Vehiculului ori să îndeplinească actele, formalitățile sau să acorde cooperarea necesare pentru înregistrarea sau înscrierea Vehiculului pe numele Fleequid ori nu își îndeplinește obligația de a-l pune la dispoziție sau de a-l preda în conformitate cu prevederile prezentelor Condiții generale. Rămâne, de asemenea, neatinsă facultatea Fleequid de a suspenda operațiunea sau comercializarea Vehiculului și de a adopta măsurile necesare în mod rezonabil atunci când acest lucru este oportun pentru a preveni fraudele, a proteja securitatea Marketplace, a Fleequid, a Cumpărătorului sau a terților, a verifica situații de risc, a efectua verificări sau a asigura respectarea legislației aplicabile, inclusiv a celei de mediu; adoptarea acestor măsuri are caracter de măsură de precauție și nu implică, prin ea însăși, exercitarea clauzei rezolutorii exprese și nici aplicarea penalității prevăzute de prezentul alineat, care presupun constatarea unei încălcări contractuale sau normative imputabile Vânzătorului. În caz de rezoluțiune sau de Anulare pentru una dintre cauzele prevăzute de prezentul alineat rămân datorate Comisioanele în sarcina Vânzătorului eventual deja dobândite în conformitate cu art. 12.4, Tarifele, costurile și cheltuielile suportate de Fleequid în legătură cu operațiunea și celelalte sume acumulate cu titlu distinct. În ipotezele prevăzute la lit. c), d), e) și f), cu excepția cazului în care pentru același fapt concret este deja prevăzută, pentru protejarea aceluiași interes, o penalitate specifică de prezentele Condiții generale, inclusiv, cu titlu exemplificativ, cele prevăzute la art. 8.9, 8.11, 8.12 și 16.9, Vânzătorul este, de asemenea, obligat să plătească Fleequid, cu titlu de penalitate, o sumă egală cu 30 % din Prețul de rezervă determinat cu ocazia primei Licitații referitoare la Vehicul, eventualele reduceri ulterioare ale Prețului de rezervă fiind irelevante, sau, în cazul în care pentru Vehicul nu s-a desfășurat nicio Licitație cu Preț de rezervă, dar a fost prevăzut un Preț de rezervă pentru operațiunea specifică, cu 30 % din acest Preț de rezervă, sau, în cazul în care pentru operațiunea specifică nu a fost prevăzut niciun Preț de rezervă, cu 30 % din Prețul de vânzare către Cumpărător sau, în lipsa și a Prețului de vânzare către Cumpărător, cu 30 % din PMAV aferent operațiunii specifice, sub rezerva prevederilor art. 18.5 pentru Dealer Sales, fără a aduce atingere dreptului la despăgubiri pentru prejudiciul suplimentar. În cazurile în care, în temeiul tezei precedente și al art. 15.8, se aplică o penalitate specifică în locul celei prevăzute de prezentul alineat, rămân aplicabile facultatea de rezoluțiune în temeiul art. 1456 din Codul civil italian și celelalte consecințe prevăzute de prezentul alineat, altele decât penalitatea; rămân, în schimb, cumulabile consecințele prevăzute pentru fapte sau încălcări distincte, în conformitate cu prevederile art. 15.8. În ceea ce privește refuzul sau omisiunea de a transfera proprietatea asupra Vehiculului prevăzute la lit. f), penalitatea prevăzută de prezentul alineat nu se aplică pentru același fapt nici înainte de îndeplinirea condițiilor refuzului prevăzute la art. 8.11; odată îndeplinite aceste condiții, se aplică penalitatea specifică prevăzută la art. 8.11, rămânând aplicabile facultatea de rezoluțiune în temeiul art. 1456 din Codul civil italian și celelalte consecințe prevăzute de prezentul alineat, altele decât penalitatea.</w:t>
+        <w:t>Fleequid are dreptul de a declara, în tot sau în parte, în temeiul art. 1456 din Codul civil italian, rezoluțiunea raportului contractual privind cumpărarea Vehiculului de la Vânzător, printr-o comunicare scrisă prin care declară că înțelege să se prevaleze de prezenta clauză rezolutorie expresă, și de a proceda la Anularea vânzării în conformitate cu art. 14, în cazul în care Vânzătorul: a) a constituit sau a permis constituirea asupra Vehiculului a unor Sarcini suplimentare față de cele declarate ori nu a procedat la ridicarea acestora în termenele prevăzute la art. 8.3; b) nu este în măsură să asigure transferul liber al Vehiculului întrucât veniturile nete care i se cuvin se dovedesc insuficiente pentru a-i satisface pe creditorii îndreptățiți să dispună degrevarea bunului și pentru a acoperi celelalte sume datorate în legătură cu operațiunea ori întrucât beneficiarii Sarcinilor refuză degrevarea sau vânzarea liberă; c) a furnizat, cu ocazia înregistrării, a Propunerii de vânzare sau ulterior, informații sau documente false, inexacte, frauduloase, depășite sau incomplete, relevante pentru operațiunea specifică; d) încalcă obligațiile prevăzute de prezentele Condiții generale în materie de proprietate, disponibilitate, custodie și conservare a Vehiculului, veridicitate a informațiilor, documentație, exclusivitate, transfer al proprietății, predare, legislație de mediu sau drepturi ale terților; e) încalcă norme imperative sau dispoziții administrative aplicabile comercializării, transferului sau gestionării Vehiculului ori drepturi ale terților, astfel încât să prejudicieze continuarea operațiunii sau să o facă riscantă; f) refuză sau omite să transfere proprietatea asupra Vehiculului ori să îndeplinească actele, formalitățile sau să acorde cooperarea necesare pentru înregistrarea sau înscrierea Vehiculului pe numele Fleequid ori nu își îndeplinește obligația de a-l pune la dispoziție sau de a-l preda în conformitate cu prevederile prezentelor Condiții generale. Rămâne, de asemenea, neatinsă facultatea Fleequid de a suspenda operațiunea sau comercializarea Vehiculului și de a adopta măsurile necesare în mod rezonabil atunci când acest lucru este oportun pentru a preveni fraudele, a proteja securitatea Marketplace, a Fleequid, a Cumpărătorului sau a terților, a verifica situații de risc, a efectua verificări sau a asigura respectarea legislației aplicabile, inclusiv a celei de mediu; adoptarea acestor măsuri are caracter de măsură de precauție și nu implică, prin ea însăși, exercitarea clauzei rezolutorii exprese și nici aplicarea penalității prevăzute de prezentul alineat, care presupun constatarea unei încălcări contractuale sau normative imputabile Vânzătorului. În caz de rezoluțiune sau de Anulare pentru una dintre cauzele prevăzute de prezentul alineat rămân datorate Comisioanele în sarcina Vânzătorului eventual deja dobândite în conformitate cu art. 12.4, Tarifele, costurile și cheltuielile suportate de Fleequid în legătură cu operațiunea și celelalte sume acumulate cu titlu distinct. În ipotezele prevăzute la lit. c), d), e) și f), cu excepția cazului în care pentru același fapt concret este deja prevăzută, pentru protejarea aceluiași interes, o penalitate specifică de prezentele Condiții generale, inclusiv, cu titlu exemplificativ, cele prevăzute la art. 8.9, 8.11, 8.12 și 16.9, Vânzătorul este, de asemenea, obligat să plătească Fleequid, cu titlu de penalitate, o sumă egală cu 30 % din Prețul de rezervă determinat cu ocazia primei Licitații referitoare la Vehicul, eventualele reduceri ulterioare ale Prețului de rezervă fiind irelevante, sau, în cazul în care pentru Vehicul nu s-a desfășurat nicio Licitație cu Preț de rezervă, dar a fost prevăzut un Preț de rezervă pentru operațiunea specifică, cu 30 % din acest Preț de rezervă, sau, în cazul în care pentru operațiunea specifică nu a fost prevăzut niciun Preț de rezervă, cu 30 % din Prețul de vânzare către Cumpărător sau, în lipsa și a Prețului de vânzare către Cumpărător, cu 30 % din PMAV aferent operațiunii specifice, sub rezerva prevederilor art. 18.5 pentru Dealer Sales, fără a aduce atingere dreptului la despăgubiri pentru prejudiciul suplimentar. În cazurile în care, în temeiul tezei precedente și al art. 15.8, se aplică o penalitate specifică în locul celei prevăzute de prezentul alineat, rămân aplicabile facultatea de rezoluțiune în temeiul art. 1456 din Codul civil italian și celelalte consecințe prevăzute de prezentul alineat, altele decât penalitatea; rămân, în schimb, cumulabile consecințele prevăzute pentru fapte sau încălcări distincte, în conformitate cu prevederile art. 15.8. În ceea ce privește refuzul sau omisiunea de a transfera proprietatea asupra Vehiculului prevăzute la lit. f), penalitatea prevăzută de prezentul alineat nu se aplică pentru același fapt nici înainte de îndeplinirea condițiilor refuzului prevăzute la art. 8.11; odată îndeplinite aceste condiții, se aplică penalitatea specifică prevăzută la art. 8.11, lit. a), rămânând aplicabile facultatea de rezoluțiune în temeiul art. 1456 din Codul civil italian și celelalte consecințe prevăzute de prezentul alineat, altele decât penalitatea.</w:t>
       </w:r>
     </w:p>
     <w:p>
@@ -11047,7 +11047,7 @@
           <w:sz w:val="20"/>
           <w:szCs w:val="20"/>
         </w:rPr>
-        <w:t>În cadrul Dealer Sales, Vânzătorul este obligat, la solicitarea Fleequid, să emită către aceasta din urmă factura aferentă vânzării Vehiculului în termen de 5 (cinci) zile de la solicitare, potrivit datelor și indicațiilor comunicate de Fleequid. Factura este emisă cu referire la Prețul de cumpărare convenit în conformitate cu art. 18.3, la care se adaugă TVA, dacă este aplicabilă, și eventualele sume suplimentare aferente exclusiv raportului de vânzare-cumpărare respectiv. În caz de întârziere imputabilă Vânzătorului în emiterea sau transmiterea facturii, Vânzătorul este obligat să plătească Fleequid o penalitate egală cu 150,00 € (o sută cincizeci/00 euro) pentru fiecare zi de întârziere și pentru fiecare Vehicul în cauză, până la îndeplinirea obligației, fără a aduce atingere dreptului la despăgubiri pentru prejudiciul suplimentar. În cazul în care devine necesară emiterea unei note de credit, a unui document de stornare sau de rectificare ori reemiterea facturii, Vânzătorul este obligat să procedeze la aceasta în termen de 5 (cinci) zile de la solicitarea Fleequid, cu aplicarea aceleiași penalități în caz de întârziere. Rămâne distinctă și autonomă facturarea emisă de Fleequid către Cumpărător, reglementată de art. 16.2.</w:t>
+        <w:t>În cadrul Dealer Sales, Vânzătorul este obligat, la solicitarea Fleequid, să emită către aceasta din urmă factura aferentă vânzării Vehiculului în termen de 5 (cinci) zile de la solicitare, potrivit datelor și indicațiilor comunicate de Fleequid. Factura este emisă cu referire la Prețul de cumpărare convenit în conformitate cu art. 18.3, la care se adaugă TVA, dacă este aplicabilă, și eventualele sume suplimentare aferente exclusiv raportului de vânzare-cumpărare respectiv. În caz de întârziere în emiterea sau transmiterea facturii, Vânzătorul este obligat să plătească Fleequid o penalitate egală cu 150,00 € (o sută cincizeci/00 euro) pentru fiecare zi de întârziere și pentru fiecare Vehicul în cauză, până la îndeplinirea obligației, fără a aduce atingere dreptului la despăgubiri pentru prejudiciul suplimentar. În cazul în care devine necesară emiterea unei note de credit, a unui document de stornare sau de rectificare ori reemiterea facturii, Vânzătorul este obligat să procedeze la aceasta în termen de 5 (cinci) zile de la solicitarea Fleequid, cu aplicarea aceleiași penalități în caz de întârziere. Rămâne distinctă și autonomă facturarea emisă de Fleequid către Cumpărător, reglementată de art. 16.2.</w:t>
       </w:r>
     </w:p>
     <w:p>
@@ -11075,7 +11075,7 @@
           <w:sz w:val="20"/>
           <w:szCs w:val="20"/>
         </w:rPr>
-        <w:t>În raportul de cumpărare dintre Vânzător și Fleequid rămân integral aplicabile declarațiile, garanțiile și obligațiile de despăgubire, rambursare și regres puse în sarcina Vânzătorului de prezentele Condiții generale, inclusiv cele prevăzute la art. 8.3, 8.12, 8.13 și 19.6, precum și reglementarea notificării și a termenelor aferente prevăzută la art. 17.7 și clauza rezolutorie expresă și consecințele economice prevăzute la art. 17.8, care se aplică contractului de cumpărare încheiat de Fleequid în cadrul Dealer Sales; în scopul determinării penalității prevăzute la art. 17.8, în cazul în care pentru Vehicul nu există nici un Preț de rezervă, nici un Preț de vânzare către Cumpărător, astfel cum se poate întâmpla în special în cazul cumpărării pentru stoc, baza subsidiară finală este constituită, în locul PMAV, din Prețul de cumpărare datorat de Fleequid Vânzătorului. Cumpărarea Vehiculului de către Fleequid nu stinge și nu reduce aceste mijloace de protecție. Obligația de despăgubire prevăzută la art. 8.13 operează în mod expres și cu privire la pretențiile formulate de Cumpărător împotriva Fleequid în calitate de vânzător efectiv, precum și la sumele, costurile, reparațiile, cheltuielile, obligațiile și prejudiciile pe care Fleequid le suportă în această calitate pentru fapte, vicii, defecte, omisiuni sau neexecutări imputabile Vânzătorului, cu drept de regres și de rambursare integrală împotriva acestuia din urmă. În cazul în care o neconformitate, un viciu, un prejudiciu sau o altă împrejurare imputabilă Vânzătorului apare sau este notificată de Cumpărător ulterior revânzării Vehiculului, Fleequid își păstrează dreptul de a o invoca împotriva Vânzătorului în termenele prevăzute la art. 17.7, care curg, în cazul în care faptul nu era deja cunoscut anterior de Fleequid, de la descoperirea acestuia sau de la primirea reclamației Cumpărătorului. Plata Prețului de cumpărare, luarea în primire a Vehiculului de către Fleequid sau de către entități desemnate de aceasta și revânzarea ulterioară către Cumpărător nu implică renunțarea la drepturile de despăgubire, regres, rambursare sau la celelalte remedii care îi revin Fleequid împotriva Vânzătorului.</w:t>
+        <w:t>În raportul de cumpărare dintre Vânzător și Fleequid rămân integral aplicabile declarațiile, garanțiile și obligațiile de despăgubire, rambursare și regres puse în sarcina Vânzătorului de prezentele Condiții generale, inclusiv cele prevăzute la art. 8.3, 8.12, 8.13 și 19.6, precum și reglementarea notificării și a termenelor aferente prevăzută la art. 17.7 și clauza rezolutorie expresă și consecințele economice prevăzute la art. 17.8, care se aplică contractului de cumpărare încheiat de Fleequid în cadrul Dealer Sales; în scopul determinării penalității prevăzute la art. 17.8, în cazul în care pentru Vehicul nu există nici un Preț de rezervă, nici un Preț de vânzare către Cumpărător, astfel cum se poate întâmpla în special în cazul cumpărării pentru stoc, baza subsidiară finală este constituită, în locul PMAV, din Prețul de cumpărare datorat de Fleequid Vânzătorului. Cumpărarea Vehiculului de către Fleequid nu stinge și nu reduce aceste mijloace de protecție. Obligația de despăgubire prevăzută la art. 8.13 operează în mod expres și cu privire la pretențiile formulate de Cumpărător împotriva Fleequid în calitate de vânzător efectiv, precum și la sumele, costurile, reparațiile, cheltuielile, obligațiile și prejudiciile pe care Fleequid le suportă în această calitate pentru fapte, vicii, defecte, omisiuni sau neexecutări imputabile Vânzătorului, cu drept de regres și de rambursare integrală împotriva acestuia din urmă. În cazul în care o neconformitate, un viciu, o avariere a Vehiculului sau o altă împrejurare imputabilă Vânzătorului apare, sau este notificată de Cumpărător, ulterior revânzării Vehiculului, Fleequid își păstrează dreptul de a o invoca împotriva Vânzătorului în termenele prevăzute la art. 17.7, care curg, în cazul în care faptul nu era deja cunoscut anterior de Fleequid, de la descoperirea acestuia sau de la primirea reclamației Cumpărătorului. Plata Prețului de cumpărare, luarea în primire a Vehiculului de către Fleequid sau de către entități desemnate de aceasta și revânzarea ulterioară către Cumpărător nu implică renunțarea la drepturile de despăgubire, regres, rambursare sau la celelalte remedii care îi revin Fleequid împotriva Vânzătorului.</w:t>
       </w:r>
     </w:p>
     <w:p>
@@ -11479,7 +11479,7 @@
           <w:sz w:val="20"/>
           <w:szCs w:val="20"/>
         </w:rPr>
-        <w:t>Înainte de formularea Ofertei, Cumpărătorul este obligat să examineze, cu diligența cerută de calitatea sa profesională, Anunțul, Specificațiile tehnice, TrustReport, dacă este disponibil, fotografiile, documentația și orice altă informație pusă la dispoziție în legătură cu Vehiculul, precum și să se folosească, dacă este pusă la dispoziție de Fleequid sau de Vânzător, de posibilitatea de a vedea, inspecta și testa Vehiculul. Nu pot fi calificate drept vicii ascunse și nu pot întemeia cereri de garanție, de reducere a prețului, de indemnizare sau de despăgubire viciile, defectele, neconformitățile, condițiile de utilizare, uzura, deficiențele de conformitate sau lipsurile — inclusiv cele privind părți care nu sunt vizibile imediat sau nu sunt ușor accesibile — care rezultă din informațiile sau din documentația puse la dispoziție ori pe care Cumpărătorul le-ar fi putut constata prin examinarea acestora sau folosindu-se de eventuala posibilitate de inspecție și de testare a Vehiculului. Neefectuarea inspecției sau a testării, oferite întotdeauna de Fleequid, rămâne pe riscul Cumpărătorului și nu poate determina o extindere a regimului de garanție aplicabil. Îndatorirea de examinare și de inspecție prevăzută de prezentul alineat există în toate Modelele de vânzare și în toate modalitățile de executare.</w:t>
+        <w:t>Înainte de formularea Ofertei, Cumpărătorul este obligat să examineze, cu diligența cerută de calitatea sa profesională, Anunțul, Specificațiile tehnice, TrustReport, dacă este disponibil, fotografiile, documentația și orice altă informație pusă la dispoziție în legătură cu Vehiculul, precum și să se folosească de posibilitatea de a vedea, inspecta și testa Vehiculul. Nu pot fi calificate drept vicii ascunse și nu pot întemeia cereri de garanție, de reducere a prețului, de indemnizare sau de despăgubire viciile, defectele, neconformitățile, condițiile de utilizare, uzura, deficiențele de conformitate sau lipsurile — inclusiv cele privind părți care nu sunt vizibile imediat sau nu sunt ușor accesibile — care rezultă din informațiile sau din documentația puse la dispoziție ori pe care Cumpărătorul le-ar fi putut constata prin examinarea acestora sau folosindu-se de posibilitatea de inspecție și de testare a Vehiculului. Neefectuarea inspecției sau a testării, oferite întotdeauna de Fleequid, rămâne pe riscul Cumpărătorului și nu poate determina o extindere a regimului de garanție aplicabil. Îndatorirea de examinare și de inspecție prevăzută de prezentul alineat există în toate Modelele de vânzare și în toate modalitățile de executare.</w:t>
       </w:r>
     </w:p>
     <w:p>
@@ -11892,10 +11892,19 @@
       <w:r>
         <w:rPr>
           <w:rFonts w:ascii="Verdana" w:hAnsi="Verdana"/>
-          <w:sz w:val="20"/>
-          <w:szCs w:val="20"/>
-        </w:rPr>
-        <w:t>Vânzare în comision în care Fleequid acționează ca Intermediar pur. Atunci când Fleequid acționează în conformitate cu art. 2.6, vânzarea-cumpărarea și raportul de garanție aferent intervin direct și exclusiv între Vânzător și Cumpărător, în limitele, cu excluderile și potrivit termenelor convenționale prevăzute de prezentul articol, pe care Vânzătorul și Cumpărătorul convin în mod expres să le aplice și raportului lor direct. Fleequid nu cumpără Vehiculul, nu dobândește calitatea de vânzător și nu răspunde pentru conformitatea, calitățile, viciile sau defectele acestuia și nici pentru îndeplinirea obligațiilor de garanție ale Vânzătorului. Vânzătorul și Cumpărătorul, fiecare în ceea ce îl privește, se angajează să despăgubească și să exonereze de răspundere Fleequid pentru orice cerere, acțiune, excepție, cerere de garanție, de restituire, de reducere a prețului, de indemnizare sau de despăgubire, precum și pentru costurile și cheltuielile aferente, privind Vehiculul sau vânzarea-cumpărarea acestuia. Clauza de legătură prevăzută la art. 21 nu se aplică, întrucât Fleequid nu este parte la vânzarea-cumpărare.</w:t>
+          <w:b/>
+          <w:sz w:val="20"/>
+          <w:szCs w:val="20"/>
+        </w:rPr>
+        <w:t>Vânzare în comision în care Fleequid acționează ca Intermediar pur</w:t>
+      </w:r>
+      <w:r>
+        <w:rPr>
+          <w:rFonts w:ascii="Verdana" w:hAnsi="Verdana"/>
+          <w:sz w:val="20"/>
+          <w:szCs w:val="20"/>
+        </w:rPr>
+        <w:t>. Atunci când Fleequid acționează în conformitate cu art. 2.6, vânzarea-cumpărarea și raportul de garanție aferent intervin direct și exclusiv între Vânzător și Cumpărător, în limitele, cu excluderile și potrivit termenelor convenționale prevăzute de prezentul articol, pe care Vânzătorul și Cumpărătorul convin în mod expres să le aplice și raportului lor direct. Fleequid nu cumpără Vehiculul, nu dobândește calitatea de vânzător și nu răspunde pentru conformitatea, calitățile, viciile sau defectele acestuia și nici pentru îndeplinirea obligațiilor de garanție ale Vânzătorului. Vânzătorul și Cumpărătorul, fiecare în ceea ce îl privește, se angajează să despăgubească și să exonereze de răspundere Fleequid pentru orice cerere, acțiune, excepție, cerere de garanție, de restituire, de reducere a prețului, de indemnizare sau de despăgubire, precum și pentru costurile și cheltuielile aferente, privind Vehiculul sau vânzarea-cumpărarea acestuia. Clauza de legătură prevăzută la art. 21 nu se aplică, întrucât Fleequid nu este parte la vânzarea-cumpărare.</w:t>
       </w:r>
     </w:p>
     <w:p>
@@ -11929,7 +11938,7 @@
           <w:sz w:val="20"/>
           <w:szCs w:val="20"/>
         </w:rPr>
-        <w:t>. În vânzările încheiate potrivit Dealer Sales, Fleequid dobândește calitatea de vânzător efectiv față de Cumpărător, însă garanția este exclusiv cea care rezultă din convenția dintre Profesioniști cuprinsă în prezentul articol, cu toate excluderile, limitările, condițiile și decăderile prevăzute de acesta. Nicio altă garanție, expresă sau implicită, nu poate fi considerată acordată de Fleequid, cu excepția cazului în care este asumată în mod specific, în scris, în operațiunea individuală. Notificarea viciilor, a defectelor sau a neconformităților trebuie efectuată, sub sancțiunea decăderii, în termenele și potrivit modalităților prevăzute la art. 20.2 și, în orice caz, în termen de 30 (treizeci) de zile de la predare și cu condiția ca Vehiculul să nu fi parcurs ulterior mai mult de 1.000 (o mie) km, termene pe care Părțile le convin în mod expres ca termene convenționale de decădere în sensul art. 1495 din Codul civil italian. Rămân, de asemenea, aplicabile prevederile art. 16.12 privind viciile, daunele și neconformitățile aparente care pot fi constatate în momentul predării. Eventuala răspundere a Fleequid nu se poate extinde în niciun caz dincolo de regimul de garanție convenit în mod expres, fără a aduce atingere garanțiilor, obligațiilor de despăgubire, obligațiilor de rambursare și drepturilor de regres care îi revin Fleequid față de Vânzătorul inițial în conformitate cu art. 8.13, 18.5 și 19.6. Clauza de legătură prevăzută la art. 21 nu se aplică Dealer Sales, iar reglementarea aferentă nu este susceptibilă de aplicare prin analogie.</w:t>
+        <w:t>. În vânzările încheiate potrivit Dealer Sales, Fleequid dobândește calitatea de vânzător efectiv față de Cumpărător, însă garanția este exclusiv cea care rezultă din convenția dintre Profesioniști cuprinsă în prezentul articol, cu toate excluderile, limitările, condițiile și decăderile prevăzute de acesta. Nicio altă garanție, expresă sau implicită, nu poate fi considerată acordată de Fleequid, cu excepția cazului în care este asumată în mod specific, în scris, în operațiunea individuală. Notificarea viciilor, a defectelor sau a neconformităților trebuie efectuată, sub sancțiunea decăderii, în termenele și potrivit modalităților prevăzute la art. 20.2 și, în orice caz, în termen de 30 (treizeci) de zile calendaristice de la predare și cu condiția ca Vehiculul să nu fi parcurs ulterior mai mult de 1.000 (o mie) km, termene pe care Părțile le convin în mod expres ca termene convenționale de decădere în sensul art. 1495 din Codul civil italian. Rămân, de asemenea, aplicabile prevederile art. 16.12 privind viciile, daunele și neconformitățile aparente care pot fi constatate în momentul predării. Eventuala răspundere a Fleequid nu se poate extinde în niciun caz dincolo de regimul de garanție convenit în mod expres, fără a aduce atingere garanțiilor, obligațiilor de despăgubire, obligațiilor de rambursare și drepturilor de regres care îi revin Fleequid față de Vânzătorul inițial în conformitate cu art. 8.13, 18.5 și 19.6. Clauza de legătură prevăzută la art. 21 nu se aplică Dealer Sales, iar reglementarea aferentă nu este susceptibilă de aplicare prin analogie.</w:t>
       </w:r>
     </w:p>
     <w:p>
@@ -12101,7 +12110,7 @@
           <w:sz w:val="20"/>
           <w:szCs w:val="20"/>
         </w:rPr>
-        <w:t xml:space="preserve"> sau prin orice alt mijloc care furnizează dovada primirii de către Fleequid. Neconformitățile, viciile și defectele care pot fi constatate în momentul predării trebuie semnalate în prealabil potrivit prevederilor art. 16.12. Sub sancțiunea decăderii, reclamația trebuie să ajungă la Fleequid nu mai târziu de 30 (treizeci) de zile de la data predării și înainte ca Vehiculul să fi parcurs încă 1.000 (o mie) km. Reclamația trebuie să cuprindă informațiile și documentația, inclusiv fotografică, necesare pentru evaluarea contestației; Fleequid poate solicita documente sau clarificări suplimentare, pe care Cumpărătorul este obligat să le furnizeze în termen de 5 (cinci) zile de la solicitare. În cazul nerespectării termenelor menționate sau a modalităților cerute, Fleequid poate să nu dea curs reclamației și să procedeze la clasarea acesteia și nu este obligată să ia în considerare reclamațiile depuse în alte termene, potrivit altor modalități sau cu alte informații decât cele prevăzute. Termenele prevăzute de prezentul alineat operează ca termene convenționale de decădere în toate Modelele de vânzare, sub rezerva prevăzută la art. 19.8 și fără a aduce atingere, în raporturile dintre Fleequid și Vânzător, termenelor diferite de notificare prevăzute la art. 17.7 și 18.5.</w:t>
+        <w:t xml:space="preserve"> sau prin orice alt mijloc care furnizează dovada primirii de către Fleequid. Neconformitățile, viciile și defectele care pot fi constatate în momentul predării trebuie semnalate în prealabil potrivit prevederilor art. 16.12. Sub sancțiunea decăderii, reclamația trebuie să ajungă la Fleequid nu mai târziu de 30 (treizeci) de zile calendaristice de la data predării și înainte ca Vehiculul să fi parcurs încă 1.000 (o mie) km. Reclamația trebuie să cuprindă informațiile și documentația, inclusiv fotografică, necesare pentru evaluarea contestației; Fleequid poate solicita documente sau clarificări suplimentare, pe care Cumpărătorul este obligat să le furnizeze în termen de 5 (cinci) zile de la solicitare. În cazul nerespectării termenelor menționate sau a modalităților cerute, Fleequid poate să nu dea curs reclamației și să procedeze la clasarea acesteia și nu este obligată să ia în considerare reclamațiile depuse în alte termene, potrivit altor modalități sau cu alte informații decât cele prevăzute. Termenele prevăzute de prezentul alineat operează ca termene convenționale de decădere în toate Modelele de vânzare, sub rezerva prevăzută la art. 19.8 și fără a aduce atingere, în raporturile dintre Fleequid și Vânzător, termenelor diferite de notificare prevăzute la art. 17.7 și 18.5.</w:t>
       </w:r>
     </w:p>
     <w:p>
@@ -12595,7 +12604,7 @@
           <w:sz w:val="20"/>
           <w:szCs w:val="20"/>
         </w:rPr>
-        <w:t>În sensul art. 12.2, Condițiile specifice pot atribui unui angajament irevocabil al Finanțatorului, care îndeplinește cerințele acolo prevăzute, un efect echivalent cu îndeplinirea integrală a obligației de plată, stabilind momentul de la care se produce acest efect. În lipsa unei astfel de prevederi exprese, sunt relevante exclusiv plățile efectiv primite de destinatarii respectivi.</w:t>
+        <w:t>În sensul art. 12.2, Condițiile specifice pot atribui unui angajament irevocabil al Finanțatorului, care îndeplinește cerințele prevăzute de aceleași Condiții specifice, un efect echivalent cu îndeplinirea integrală a obligației de plată, stabilind momentul de la care se produce acest efect. În lipsa unei astfel de prevederi exprese, sunt relevante exclusiv plățile efectiv primite de destinatarii respectivi.</w:t>
       </w:r>
     </w:p>
     <w:p>
@@ -13016,7 +13025,7 @@
           <w:sz w:val="20"/>
           <w:szCs w:val="20"/>
         </w:rPr>
-        <w:t>22077 Olgiate Comasco (CO),</w:t>
+        <w:t>22077 Olgiate Comasco (CO)</w:t>
       </w:r>
     </w:p>
     <w:p>
@@ -13559,7 +13568,7 @@
           <w:sz w:val="20"/>
           <w:szCs w:val="20"/>
         </w:rPr>
-        <w:t>Art. 13 (Vânzare amânată: avans și Vehicul aflat temporar în folosința Vânzătorului)</w:t>
+        <w:t>Art. 13 (Vânzare amânată: Avans și Vehicul aflat temporar în folosința Vânzătorului)</w:t>
       </w:r>
       <w:r>
         <w:rPr>
